--- a/courts/sixth-circuit/kentucky/federal/eastern-district/complaint/usage/OUTPUT-complaint.docx
+++ b/courts/sixth-circuit/kentucky/federal/eastern-district/complaint/usage/OUTPUT-complaint.docx
@@ -4,32 +4,51 @@
   <w:body>
     <w:p>
       <w:pPr>
-        <w:pStyle w:val="CourtTitle"/>
-      </w:pPr>
-      <w:r>
+        <w:spacing w:before="0" w:after="0" w:line="276" w:lineRule="exact"/>
+        <w:ind w:left="0" w:firstLine="0"/>
+        <w:jc w:val="center"/>
+      </w:pPr>
+      <w:r>
+        <w:rPr>
+          <w:b/>
+          <w:bCs/>
+        </w:rPr>
         <w:t xml:space="preserve">UNITED STATES DISTRICT COURT</w:t>
       </w:r>
     </w:p>
     <w:p>
       <w:pPr>
-        <w:pStyle w:val="CourtTitle"/>
-      </w:pPr>
-      <w:r>
+        <w:spacing w:before="0" w:after="0" w:line="276" w:lineRule="exact"/>
+        <w:ind w:left="0" w:firstLine="0"/>
+        <w:jc w:val="center"/>
+      </w:pPr>
+      <w:r>
+        <w:rPr>
+          <w:b/>
+          <w:bCs/>
+        </w:rPr>
         <w:t xml:space="preserve">FOR THE EASTERN DISTRICT OF KENTUCKY</w:t>
       </w:r>
     </w:p>
     <w:p>
       <w:pPr>
-        <w:pStyle w:val="CourtTitle"/>
-      </w:pPr>
-      <w:r>
+        <w:spacing w:before="0" w:after="0" w:line="276" w:lineRule="exact"/>
+        <w:ind w:left="0" w:firstLine="0"/>
+        <w:jc w:val="center"/>
+      </w:pPr>
+      <w:r>
+        <w:rPr>
+          <w:b/>
+          <w:bCs/>
+        </w:rPr>
         <w:t xml:space="preserve">AT LEXINGTON</w:t>
       </w:r>
     </w:p>
     <w:p>
       <w:pPr>
-        <w:pStyle w:val="Centered"/>
-        <w:spacing w:before="480"/>
+        <w:spacing w:before="480" w:after="0" w:line="276" w:lineRule="exact"/>
+        <w:ind w:left="0" w:firstLine="0"/>
+        <w:jc w:val="center"/>
       </w:pPr>
       <w:r>
         <w:t xml:space="preserve">Civil Action No. _______________</w:t>
@@ -37,8 +56,9 @@
     </w:p>
     <w:p>
       <w:pPr>
-        <w:pStyle w:val="Centered"/>
-        <w:spacing w:before="240"/>
+        <w:spacing w:before="0" w:after="0" w:line="276" w:lineRule="exact"/>
+        <w:ind w:left="0" w:firstLine="0"/>
+        <w:jc w:val="center"/>
       </w:pPr>
       <w:r>
         <w:t xml:space="preserve">ELECTRONICALLY FILED</w:t>
@@ -46,86 +66,225 @@
     </w:p>
     <w:p>
       <w:pPr>
-        <w:pStyle w:val="CaptionRule"/>
+        <w:spacing w:before="0" w:after="0" w:line="240" w:lineRule="exact"/>
       </w:pPr>
     </w:p>
     <w:tbl>
       <w:tblPr>
         <w:tblW w:w="9360" w:type="dxa"/>
         <w:tblBorders>
-          <w:top w:val="nil"/>
+          <w:top w:val="single" w:sz="6" w:space="0" w:color="000000"/>
           <w:left w:val="nil"/>
-          <w:bottom w:val="nil"/>
+          <w:bottom w:val="single" w:sz="6" w:space="0" w:color="000000"/>
           <w:right w:val="nil"/>
           <w:insideH w:val="nil"/>
           <w:insideV w:val="nil"/>
         </w:tblBorders>
         <w:tblLayout w:type="fixed"/>
         <w:tblCellMar>
+          <w:top w:w="0" w:type="dxa"/>
           <w:left w:w="0" w:type="dxa"/>
+          <w:bottom w:w="0" w:type="dxa"/>
           <w:right w:w="0" w:type="dxa"/>
         </w:tblCellMar>
+        <w:tblLook w:val="0000" w:firstRow="0" w:lastRow="0" w:firstColumn="0" w:lastColumn="0" w:noHBand="0" w:noVBand="0"/>
       </w:tblPr>
       <w:tblGrid>
         <w:gridCol w:w="5544"/>
-        <w:gridCol w:w="3816"/>
+        <w:gridCol w:w="360"/>
+        <w:gridCol w:w="3456"/>
       </w:tblGrid>
       <w:tr>
+        <w:trPr>
+          <w:cantSplit/>
+        </w:trPr>
         <w:tc>
           <w:tcPr>
             <w:tcW w:w="5544" w:type="dxa"/>
           </w:tcPr>
           <w:p>
             <w:pPr>
-              <w:pStyle w:val="Single"/>
+              <w:spacing w:before="0" w:after="0" w:line="225" w:lineRule="exact"/>
             </w:pPr>
-            <w:r>
-              <w:t xml:space="preserve">DUBYA J BRANDS, LLC, d/b/a MAN-O-WAR HARLEY DAVIDSON, d/b/a MAN-O-WAR BUELL, d/b/a MINESHAFT HARLEY DAVIDSON</w:t>
-            </w:r>
           </w:p>
           <w:p>
             <w:pPr>
-              <w:pStyle w:val="PartyDesig"/>
+              <w:spacing w:before="0" w:after="0" w:line="276" w:lineRule="exact"/>
+              <w:ind w:left="0" w:firstLine="0"/>
+              <w:jc w:val="left"/>
             </w:pPr>
             <w:r>
-              <w:t xml:space="preserve">PLAINTIFF</w:t>
+              <w:t xml:space="preserve">DUBYA</w:t>
+            </w:r>
+            <w:r>
+              <w:t xml:space="preserve"> </w:t>
+            </w:r>
+            <w:r>
+              <w:t xml:space="preserve">J</w:t>
+            </w:r>
+            <w:r>
+              <w:t xml:space="preserve"> </w:t>
+            </w:r>
+            <w:r>
+              <w:t xml:space="preserve">BRANDS,</w:t>
+            </w:r>
+            <w:r>
+              <w:t xml:space="preserve"> </w:t>
+            </w:r>
+            <w:r>
+              <w:t xml:space="preserve">LLC,</w:t>
+            </w:r>
+            <w:r>
+              <w:t xml:space="preserve"> </w:t>
+            </w:r>
+            <w:r>
+              <w:t xml:space="preserve">d/​b/​a</w:t>
+            </w:r>
+            <w:r>
+              <w:t xml:space="preserve"> </w:t>
+            </w:r>
+            <w:r>
+              <w:t xml:space="preserve">MAN-O-WAR</w:t>
+            </w:r>
+            <w:r>
+              <w:t xml:space="preserve"> </w:t>
+            </w:r>
+            <w:r>
+              <w:t xml:space="preserve">HARLEY</w:t>
+            </w:r>
+            <w:r>
+              <w:t xml:space="preserve"> </w:t>
+            </w:r>
+            <w:r>
+              <w:t xml:space="preserve">DAVIDSON,</w:t>
+            </w:r>
+            <w:r>
+              <w:t xml:space="preserve"> </w:t>
+            </w:r>
+            <w:r>
+              <w:t xml:space="preserve">d/​b/​a</w:t>
+            </w:r>
+            <w:r>
+              <w:t xml:space="preserve"> </w:t>
+            </w:r>
+            <w:r>
+              <w:t xml:space="preserve">MAN-O-WAR</w:t>
+            </w:r>
+            <w:r>
+              <w:t xml:space="preserve"> </w:t>
+            </w:r>
+            <w:r>
+              <w:t xml:space="preserve">BUELL,</w:t>
+            </w:r>
+            <w:r>
+              <w:t xml:space="preserve"> </w:t>
+            </w:r>
+            <w:r>
+              <w:t xml:space="preserve">d/​b/​a</w:t>
+            </w:r>
+            <w:r>
+              <w:t xml:space="preserve"> </w:t>
+            </w:r>
+            <w:r>
+              <w:t xml:space="preserve">MINESHAFT</w:t>
+            </w:r>
+            <w:r>
+              <w:t xml:space="preserve"> </w:t>
+            </w:r>
+            <w:r>
+              <w:t xml:space="preserve">HARLEY</w:t>
+            </w:r>
+            <w:r>
+              <w:t xml:space="preserve"> </w:t>
+            </w:r>
+            <w:r>
+              <w:t xml:space="preserve">DAVIDSON</w:t>
             </w:r>
           </w:p>
           <w:p>
             <w:pPr>
-              <w:pStyle w:val="PartyV"/>
+              <w:spacing w:before="120" w:after="0" w:line="276" w:lineRule="exact"/>
+              <w:ind w:left="0" w:right="432" w:firstLine="0"/>
+              <w:jc w:val="right"/>
             </w:pPr>
             <w:r>
-              <w:t xml:space="preserve">v.</w:t>
+              <w:t xml:space="preserve">PLAINTIFF</w:t>
             </w:r>
           </w:p>
           <w:p>
             <w:pPr>
-              <w:pStyle w:val="Single"/>
+              <w:spacing w:before="240" w:after="0" w:line="276" w:lineRule="exact"/>
+              <w:ind w:left="1728" w:firstLine="0"/>
+              <w:jc w:val="left"/>
             </w:pPr>
             <w:r>
-              <w:t xml:space="preserve">MARKEL INSURANCE COMPANY</w:t>
+              <w:t xml:space="preserve">v.</w:t>
             </w:r>
           </w:p>
           <w:p>
             <w:pPr>
-              <w:pStyle w:val="PartyDesig"/>
+              <w:spacing w:before="240" w:after="0" w:line="276" w:lineRule="exact"/>
+              <w:ind w:left="0" w:firstLine="0"/>
+              <w:jc w:val="left"/>
             </w:pPr>
             <w:r>
+              <w:t xml:space="preserve">MARKEL</w:t>
+            </w:r>
+            <w:r>
+              <w:t xml:space="preserve"> </w:t>
+            </w:r>
+            <w:r>
+              <w:t xml:space="preserve">INSURANCE</w:t>
+            </w:r>
+            <w:r>
+              <w:t xml:space="preserve"> </w:t>
+            </w:r>
+            <w:r>
+              <w:t xml:space="preserve">COMPANY</w:t>
+            </w:r>
+          </w:p>
+          <w:p>
+            <w:pPr>
+              <w:spacing w:before="120" w:after="0" w:line="276" w:lineRule="exact"/>
+              <w:ind w:left="0" w:right="432" w:firstLine="0"/>
+              <w:jc w:val="right"/>
+            </w:pPr>
+            <w:r>
               <w:t xml:space="preserve">DEFENDANT</w:t>
             </w:r>
+          </w:p>
+          <w:p>
+            <w:pPr>
+              <w:spacing w:before="0" w:after="0" w:line="240" w:lineRule="exact"/>
+            </w:pPr>
           </w:p>
         </w:tc>
         <w:tc>
           <w:tcPr>
-            <w:tcW w:w="3816" w:type="dxa"/>
-            <w:tcMar>
-              <w:left w:w="360" w:type="dxa"/>
-            </w:tcMar>
+            <w:tcW w:w="360" w:type="dxa"/>
           </w:tcPr>
           <w:p>
             <w:pPr>
-              <w:pStyle w:val="Single"/>
+              <w:spacing w:before="0" w:after="0" w:line="276" w:lineRule="exact"/>
+              <w:ind w:left="0" w:firstLine="0"/>
+              <w:jc w:val="left"/>
+            </w:pPr>
+          </w:p>
+        </w:tc>
+        <w:tc>
+          <w:tcPr>
+            <w:tcW w:w="3456" w:type="dxa"/>
+          </w:tcPr>
+          <w:p>
+            <w:pPr>
+              <w:spacing w:before="0" w:after="0" w:line="225" w:lineRule="exact"/>
+            </w:pPr>
+          </w:p>
+          <w:p>
+            <w:pPr>
+              <w:spacing w:before="0" w:after="0" w:line="276" w:lineRule="exact"/>
+              <w:ind w:left="0" w:firstLine="0"/>
+              <w:jc w:val="left"/>
             </w:pPr>
             <w:r>
               <w:t xml:space="preserve">JURY DEMAND</w:t>
@@ -136,14 +295,17 @@
     </w:tbl>
     <w:p>
       <w:pPr>
-        <w:pStyle w:val="CaptionRule"/>
-      </w:pPr>
-    </w:p>
-    <w:p>
-      <w:pPr>
-        <w:pStyle w:val="CaptionTitle"/>
-      </w:pPr>
-      <w:r>
+        <w:keepNext/>
+        <w:keepLines/>
+        <w:spacing w:before="465" w:after="240" w:line="276" w:lineRule="exact"/>
+        <w:ind w:left="0" w:firstLine="0"/>
+        <w:jc w:val="center"/>
+      </w:pPr>
+      <w:r>
+        <w:rPr>
+          <w:b/>
+          <w:bCs/>
+        </w:rPr>
         <w:t xml:space="preserve">COMPLAINT</w:t>
       </w:r>
     </w:p>
@@ -152,10 +314,9 @@
         <w:pStyle w:val="FirstParagraph"/>
       </w:pPr>
       <w:r>
-        <w:t xml:space="preserve">COMES NOW the Plaintiff, Dubya J Brands LLC d/b/a Man-O-War Harley Davidson, Man-O-War Buell, Mineshaft Harley Davidson, by and through counsel, and for its Complaint against Markel Insurance Company, would respectfully state as follows:</w:t>
-      </w:r>
-    </w:p>
-    <w:bookmarkStart w:id="20" w:name="parties-and-jurisdiction"/>
+        <w:t xml:space="preserve">COMES NOW the Plaintiff, Dubya J Brands LLC d/​b/​a Man-O-War Harley Davidson, Man-O-War Buell, Mineshaft Harley Davidson, by and through counsel, and for its Complaint against Markel Insurance Company, would respectfully state as follows:</w:t>
+      </w:r>
+    </w:p>
     <w:p>
       <w:pPr>
         <w:pStyle w:val="Heading1"/>
@@ -166,7 +327,7 @@
     </w:p>
     <w:p>
       <w:pPr>
-        <w:pStyle w:val="Numbered"/>
+        <w:pStyle w:val="NumberedParagraph"/>
       </w:pPr>
       <w:r>
         <w:t xml:space="preserve">1.</w:t>
@@ -175,7 +336,7 @@
         <w:tab/>
       </w:r>
       <w:r>
-        <w:t xml:space="preserve">Dubya J Brands LLC d/b/a Man-O-War Harley Davidson, Man-O-War Buell, Mineshaft Harley Davidson, is a limited liability company formed under the laws of the Commonwealth of Kentucky, with its principal place of business located in Lexington, Kentucky. At all times relevant hereto, Plaintiff owned the structure located at 2073 Bryant Road, Lexington, Kentucky 40509, hereafter referred to as the</w:t>
+        <w:t xml:space="preserve">Dubya J Brands LLC d/​b/​a Man-O-War Harley Davidson, Man-O-War Buell, Mineshaft Harley Davidson, is a limited liability company formed under the laws of the Commonwealth of Kentucky, with its principal place of business located in Lexington, Kentucky. At all times relevant hereto, Plaintiff owned the structure located at 2073 Bryant Road, Lexington, Kentucky 40509, hereafter referred to as the</w:t>
       </w:r>
       <w:r>
         <w:t xml:space="preserve"> </w:t>
@@ -186,7 +347,7 @@
     </w:p>
     <w:p>
       <w:pPr>
-        <w:pStyle w:val="Numbered"/>
+        <w:pStyle w:val="NumberedParagraph"/>
       </w:pPr>
       <w:r>
         <w:t xml:space="preserve">2.</w:t>
@@ -206,7 +367,7 @@
     </w:p>
     <w:p>
       <w:pPr>
-        <w:pStyle w:val="Numbered"/>
+        <w:pStyle w:val="NumberedParagraph"/>
       </w:pPr>
       <w:r>
         <w:t xml:space="preserve">3.</w:t>
@@ -220,7 +381,7 @@
     </w:p>
     <w:p>
       <w:pPr>
-        <w:pStyle w:val="Numbered"/>
+        <w:pStyle w:val="NumberedParagraph"/>
       </w:pPr>
       <w:r>
         <w:t xml:space="preserve">4.</w:t>
@@ -229,12 +390,12 @@
         <w:tab/>
       </w:r>
       <w:r>
-        <w:t xml:space="preserve">Venue is proper in this District pursuant to 28 U.S.C. § 1391 because the Insured Premises is situated in this District, and a substantial part of the events or omissions giving rise to Plaintiff’s claims herein occurred in Fayette County, Kentucky.</w:t>
-      </w:r>
-    </w:p>
-    <w:p>
-      <w:pPr>
-        <w:pStyle w:val="Numbered"/>
+        <w:t xml:space="preserve">Venue is proper in this District pursuant to 28 U.S.C. § 1391 because the Insured Premises is situated in this District, and a substantial part of the events or omissions giving rise to Plaintiff’s claims herein occurred in Fayette County, Kentucky.</w:t>
+      </w:r>
+    </w:p>
+    <w:p>
+      <w:pPr>
+        <w:pStyle w:val="NumberedParagraph"/>
       </w:pPr>
       <w:r>
         <w:t xml:space="preserve">5.</w:t>
@@ -243,11 +404,9 @@
         <w:tab/>
       </w:r>
       <w:r>
-        <w:t xml:space="preserve">Complete diversity of citizenship exists pursuant to 28 U.S.C. § 1332 and the amount in controversy, exclusive of interest and costs, exceeds $75,000.</w:t>
-      </w:r>
-    </w:p>
-    <w:bookmarkEnd w:id="20"/>
-    <w:bookmarkStart w:id="21" w:name="facts"/>
+        <w:t xml:space="preserve">Complete diversity of citizenship exists pursuant to 28 U.S.C. § 1332 and the amount in controversy, exclusive of interest and costs, exceeds $75,000.</w:t>
+      </w:r>
+    </w:p>
     <w:p>
       <w:pPr>
         <w:pStyle w:val="Heading1"/>
@@ -258,7 +417,7 @@
     </w:p>
     <w:p>
       <w:pPr>
-        <w:pStyle w:val="Numbered"/>
+        <w:pStyle w:val="NumberedParagraph"/>
       </w:pPr>
       <w:r>
         <w:t xml:space="preserve">6.</w:t>
@@ -281,7 +440,7 @@
     </w:p>
     <w:p>
       <w:pPr>
-        <w:pStyle w:val="Numbered"/>
+        <w:pStyle w:val="NumberedParagraph"/>
       </w:pPr>
       <w:r>
         <w:t xml:space="preserve">7.</w:t>
@@ -295,7 +454,7 @@
     </w:p>
     <w:p>
       <w:pPr>
-        <w:pStyle w:val="Numbered"/>
+        <w:pStyle w:val="NumberedParagraph"/>
       </w:pPr>
       <w:r>
         <w:t xml:space="preserve">8.</w:t>
@@ -321,7 +480,7 @@
     </w:p>
     <w:p>
       <w:pPr>
-        <w:pStyle w:val="Numbered"/>
+        <w:pStyle w:val="NumberedParagraph"/>
       </w:pPr>
       <w:r>
         <w:t xml:space="preserve">9.</w:t>
@@ -347,7 +506,7 @@
     </w:p>
     <w:p>
       <w:pPr>
-        <w:pStyle w:val="Numbered"/>
+        <w:pStyle w:val="NumberedParagraph"/>
       </w:pPr>
       <w:r>
         <w:t xml:space="preserve">10.</w:t>
@@ -361,7 +520,7 @@
     </w:p>
     <w:p>
       <w:pPr>
-        <w:pStyle w:val="Numbered"/>
+        <w:pStyle w:val="NumberedParagraph"/>
       </w:pPr>
       <w:r>
         <w:t xml:space="preserve">11.</w:t>
@@ -370,7 +529,7 @@
         <w:tab/>
       </w:r>
       <w:r>
-        <w:t xml:space="preserve">On January 13, 2025, a severe winter storm event struck the Insured Premises, and the weight of snow, ice, and/or sleet caused substantial damage to the Insured Premises (the</w:t>
+        <w:t xml:space="preserve">On January 13, 2025, a severe winter storm event struck the Insured Premises, and the weight of snow, ice, and/​or sleet caused substantial damage to the Insured Premises (the</w:t>
       </w:r>
       <w:r>
         <w:t xml:space="preserve"> </w:t>
@@ -384,7 +543,7 @@
     </w:p>
     <w:p>
       <w:pPr>
-        <w:pStyle w:val="Numbered"/>
+        <w:pStyle w:val="NumberedParagraph"/>
       </w:pPr>
       <w:r>
         <w:t xml:space="preserve">12.</w:t>
@@ -398,7 +557,7 @@
     </w:p>
     <w:p>
       <w:pPr>
-        <w:pStyle w:val="Numbered"/>
+        <w:pStyle w:val="NumberedParagraph"/>
       </w:pPr>
       <w:r>
         <w:t xml:space="preserve">13.</w:t>
@@ -412,7 +571,7 @@
     </w:p>
     <w:p>
       <w:pPr>
-        <w:pStyle w:val="Numbered"/>
+        <w:pStyle w:val="NumberedParagraph"/>
       </w:pPr>
       <w:r>
         <w:t xml:space="preserve">14.</w:t>
@@ -426,7 +585,7 @@
     </w:p>
     <w:p>
       <w:pPr>
-        <w:pStyle w:val="Numbered"/>
+        <w:pStyle w:val="NumberedParagraph"/>
       </w:pPr>
       <w:r>
         <w:t xml:space="preserve">15.</w:t>
@@ -440,7 +599,7 @@
     </w:p>
     <w:p>
       <w:pPr>
-        <w:pStyle w:val="Numbered"/>
+        <w:pStyle w:val="NumberedParagraph"/>
       </w:pPr>
       <w:r>
         <w:t xml:space="preserve">16.</w:t>
@@ -454,7 +613,7 @@
     </w:p>
     <w:p>
       <w:pPr>
-        <w:pStyle w:val="Numbered"/>
+        <w:pStyle w:val="NumberedParagraph"/>
       </w:pPr>
       <w:r>
         <w:t xml:space="preserve">17.</w:t>
@@ -468,7 +627,7 @@
     </w:p>
     <w:p>
       <w:pPr>
-        <w:pStyle w:val="Numbered"/>
+        <w:pStyle w:val="NumberedParagraph"/>
       </w:pPr>
       <w:r>
         <w:t xml:space="preserve">18.</w:t>
@@ -482,7 +641,7 @@
     </w:p>
     <w:p>
       <w:pPr>
-        <w:pStyle w:val="Numbered"/>
+        <w:pStyle w:val="NumberedParagraph"/>
       </w:pPr>
       <w:r>
         <w:t xml:space="preserve">19.</w:t>
@@ -496,7 +655,7 @@
     </w:p>
     <w:p>
       <w:pPr>
-        <w:pStyle w:val="Numbered"/>
+        <w:pStyle w:val="NumberedParagraph"/>
       </w:pPr>
       <w:r>
         <w:t xml:space="preserve">20.</w:t>
@@ -510,7 +669,7 @@
     </w:p>
     <w:p>
       <w:pPr>
-        <w:pStyle w:val="Numbered"/>
+        <w:pStyle w:val="NumberedParagraph"/>
       </w:pPr>
       <w:r>
         <w:t xml:space="preserve">21.</w:t>
@@ -524,7 +683,7 @@
     </w:p>
     <w:p>
       <w:pPr>
-        <w:pStyle w:val="Numbered"/>
+        <w:pStyle w:val="NumberedParagraph"/>
       </w:pPr>
       <w:r>
         <w:t xml:space="preserve">22.</w:t>
@@ -538,7 +697,7 @@
     </w:p>
     <w:p>
       <w:pPr>
-        <w:pStyle w:val="Numbered"/>
+        <w:pStyle w:val="NumberedParagraph"/>
       </w:pPr>
       <w:r>
         <w:t xml:space="preserve">23.</w:t>
@@ -552,7 +711,7 @@
     </w:p>
     <w:p>
       <w:pPr>
-        <w:pStyle w:val="Numbered"/>
+        <w:pStyle w:val="NumberedParagraph"/>
       </w:pPr>
       <w:r>
         <w:t xml:space="preserve">24.</w:t>
@@ -561,12 +720,12 @@
         <w:tab/>
       </w:r>
       <w:r>
-        <w:t xml:space="preserve">Although, admitting that siding needed to be replaced, Mr. Ballew’s estimate is still insufficient to repair the entirety of the siding and return the Insured Premises to pre-loss condition.</w:t>
-      </w:r>
-    </w:p>
-    <w:p>
-      <w:pPr>
-        <w:pStyle w:val="Numbered"/>
+        <w:t xml:space="preserve">Although, admitting that siding needed to be replaced, Mr. Ballew’s estimate is still insufficient to repair the entirety of the siding and return the Insured Premises to pre-loss condition.</w:t>
+      </w:r>
+    </w:p>
+    <w:p>
+      <w:pPr>
+        <w:pStyle w:val="NumberedParagraph"/>
       </w:pPr>
       <w:r>
         <w:t xml:space="preserve">25.</w:t>
@@ -580,7 +739,7 @@
     </w:p>
     <w:p>
       <w:pPr>
-        <w:pStyle w:val="Numbered"/>
+        <w:pStyle w:val="NumberedParagraph"/>
       </w:pPr>
       <w:r>
         <w:t xml:space="preserve">26.</w:t>
@@ -594,7 +753,7 @@
     </w:p>
     <w:p>
       <w:pPr>
-        <w:pStyle w:val="Numbered"/>
+        <w:pStyle w:val="NumberedParagraph"/>
       </w:pPr>
       <w:r>
         <w:t xml:space="preserve">27.</w:t>
@@ -608,7 +767,7 @@
     </w:p>
     <w:p>
       <w:pPr>
-        <w:pStyle w:val="Numbered"/>
+        <w:pStyle w:val="NumberedParagraph"/>
       </w:pPr>
       <w:r>
         <w:t xml:space="preserve">28.</w:t>
@@ -622,7 +781,7 @@
     </w:p>
     <w:p>
       <w:pPr>
-        <w:pStyle w:val="Numbered"/>
+        <w:pStyle w:val="NumberedParagraph"/>
       </w:pPr>
       <w:r>
         <w:t xml:space="preserve">29.</w:t>
@@ -636,7 +795,7 @@
     </w:p>
     <w:p>
       <w:pPr>
-        <w:pStyle w:val="Numbered"/>
+        <w:pStyle w:val="NumberedParagraph"/>
       </w:pPr>
       <w:r>
         <w:t xml:space="preserve">30.</w:t>
@@ -650,7 +809,7 @@
     </w:p>
     <w:p>
       <w:pPr>
-        <w:pStyle w:val="Numbered"/>
+        <w:pStyle w:val="NumberedParagraph"/>
       </w:pPr>
       <w:r>
         <w:t xml:space="preserve">31.</w:t>
@@ -664,7 +823,7 @@
     </w:p>
     <w:p>
       <w:pPr>
-        <w:pStyle w:val="Numbered"/>
+        <w:pStyle w:val="NumberedParagraph"/>
       </w:pPr>
       <w:r>
         <w:t xml:space="preserve">32.</w:t>
@@ -678,7 +837,7 @@
     </w:p>
     <w:p>
       <w:pPr>
-        <w:pStyle w:val="Numbered"/>
+        <w:pStyle w:val="NumberedParagraph"/>
       </w:pPr>
       <w:r>
         <w:t xml:space="preserve">33.</w:t>
@@ -692,7 +851,7 @@
     </w:p>
     <w:p>
       <w:pPr>
-        <w:pStyle w:val="Numbered"/>
+        <w:pStyle w:val="NumberedParagraph"/>
       </w:pPr>
       <w:r>
         <w:t xml:space="preserve">34.</w:t>
@@ -730,7 +889,7 @@
     </w:p>
     <w:p>
       <w:pPr>
-        <w:pStyle w:val="Numbered"/>
+        <w:pStyle w:val="NumberedParagraph"/>
       </w:pPr>
       <w:r>
         <w:t xml:space="preserve">35.</w:t>
@@ -744,7 +903,7 @@
     </w:p>
     <w:p>
       <w:pPr>
-        <w:pStyle w:val="Numbered"/>
+        <w:pStyle w:val="NumberedParagraph"/>
       </w:pPr>
       <w:r>
         <w:t xml:space="preserve">36.</w:t>
@@ -758,7 +917,7 @@
     </w:p>
     <w:p>
       <w:pPr>
-        <w:pStyle w:val="Numbered"/>
+        <w:pStyle w:val="NumberedParagraph"/>
       </w:pPr>
       <w:r>
         <w:t xml:space="preserve">37.</w:t>
@@ -772,7 +931,7 @@
     </w:p>
     <w:p>
       <w:pPr>
-        <w:pStyle w:val="Numbered"/>
+        <w:pStyle w:val="NumberedParagraph"/>
       </w:pPr>
       <w:r>
         <w:t xml:space="preserve">38.</w:t>
@@ -786,7 +945,7 @@
     </w:p>
     <w:p>
       <w:pPr>
-        <w:pStyle w:val="Numbered"/>
+        <w:pStyle w:val="NumberedParagraph"/>
       </w:pPr>
       <w:r>
         <w:t xml:space="preserve">39.</w:t>
@@ -800,7 +959,7 @@
     </w:p>
     <w:p>
       <w:pPr>
-        <w:pStyle w:val="Numbered"/>
+        <w:pStyle w:val="NumberedParagraph"/>
       </w:pPr>
       <w:r>
         <w:t xml:space="preserve">40.</w:t>
@@ -814,7 +973,7 @@
     </w:p>
     <w:p>
       <w:pPr>
-        <w:pStyle w:val="Numbered"/>
+        <w:pStyle w:val="NumberedParagraph"/>
       </w:pPr>
       <w:r>
         <w:t xml:space="preserve">41.</w:t>
@@ -828,7 +987,7 @@
     </w:p>
     <w:p>
       <w:pPr>
-        <w:pStyle w:val="Numbered"/>
+        <w:pStyle w:val="NumberedParagraph"/>
       </w:pPr>
       <w:r>
         <w:t xml:space="preserve">42.</w:t>
@@ -842,7 +1001,7 @@
     </w:p>
     <w:p>
       <w:pPr>
-        <w:pStyle w:val="Numbered"/>
+        <w:pStyle w:val="NumberedParagraph"/>
       </w:pPr>
       <w:r>
         <w:t xml:space="preserve">43.</w:t>
@@ -856,7 +1015,7 @@
     </w:p>
     <w:p>
       <w:pPr>
-        <w:pStyle w:val="Numbered"/>
+        <w:pStyle w:val="NumberedParagraph"/>
       </w:pPr>
       <w:r>
         <w:t xml:space="preserve">44.</w:t>
@@ -870,7 +1029,7 @@
     </w:p>
     <w:p>
       <w:pPr>
-        <w:pStyle w:val="Numbered"/>
+        <w:pStyle w:val="NumberedParagraph"/>
       </w:pPr>
       <w:r>
         <w:t xml:space="preserve">45.</w:t>
@@ -879,11 +1038,9 @@
         <w:tab/>
       </w:r>
       <w:r>
-        <w:t xml:space="preserve">As a direct and proximate cause of Defendant’s actions/inactions, Plaintiff has sustained substantial compensable losses, including all amounts due Plaintiff under the Policy and other such costs and expenses incurred as a result of Defendant’s wrongful conduct.</w:t>
-      </w:r>
-    </w:p>
-    <w:bookmarkEnd w:id="21"/>
-    <w:bookmarkStart w:id="26" w:name="causes-of-action"/>
+        <w:t xml:space="preserve">As a direct and proximate cause of Defendant’s actions/​inactions, Plaintiff has sustained substantial compensable losses, including all amounts due Plaintiff under the Policy and other such costs and expenses incurred as a result of Defendant’s wrongful conduct.</w:t>
+      </w:r>
+    </w:p>
     <w:p>
       <w:pPr>
         <w:pStyle w:val="Heading1"/>
@@ -892,7 +1049,6 @@
         <w:t xml:space="preserve">CAUSES OF ACTION</w:t>
       </w:r>
     </w:p>
-    <w:bookmarkStart w:id="22" w:name="count-i-breach-of-contract"/>
     <w:p>
       <w:pPr>
         <w:pStyle w:val="Heading2"/>
@@ -903,7 +1059,7 @@
     </w:p>
     <w:p>
       <w:pPr>
-        <w:pStyle w:val="Numbered"/>
+        <w:pStyle w:val="NumberedParagraph"/>
       </w:pPr>
       <w:r>
         <w:t xml:space="preserve">46.</w:t>
@@ -917,7 +1073,7 @@
     </w:p>
     <w:p>
       <w:pPr>
-        <w:pStyle w:val="Numbered"/>
+        <w:pStyle w:val="NumberedParagraph"/>
       </w:pPr>
       <w:r>
         <w:t xml:space="preserve">47.</w:t>
@@ -931,7 +1087,7 @@
     </w:p>
     <w:p>
       <w:pPr>
-        <w:pStyle w:val="Numbered"/>
+        <w:pStyle w:val="NumberedParagraph"/>
       </w:pPr>
       <w:r>
         <w:t xml:space="preserve">48.</w:t>
@@ -945,7 +1101,7 @@
     </w:p>
     <w:p>
       <w:pPr>
-        <w:pStyle w:val="Numbered"/>
+        <w:pStyle w:val="NumberedParagraph"/>
       </w:pPr>
       <w:r>
         <w:t xml:space="preserve">49.</w:t>
@@ -954,12 +1110,12 @@
         <w:tab/>
       </w:r>
       <w:r>
-        <w:t xml:space="preserve">As a result of Defendant’s breach of contract, Plaintiff sustained substantial compensable losses for the amounts claimed under the Policy, including but not limited to the replacement cost value and/or actual cash value of the damage to the Insured Premises, as well as consequential damages, plus interest thereon.</w:t>
-      </w:r>
-    </w:p>
-    <w:p>
-      <w:pPr>
-        <w:pStyle w:val="Numbered"/>
+        <w:t xml:space="preserve">As a result of Defendant’s breach of contract, Plaintiff sustained substantial compensable losses for the amounts claimed under the Policy, including but not limited to the replacement cost value and/​or actual cash value of the damage to the Insured Premises, as well as consequential damages, plus interest thereon.</w:t>
+      </w:r>
+    </w:p>
+    <w:p>
+      <w:pPr>
+        <w:pStyle w:val="NumberedParagraph"/>
       </w:pPr>
       <w:r>
         <w:t xml:space="preserve">50.</w:t>
@@ -971,8 +1127,6 @@
         <w:t xml:space="preserve">Defendant is liable to Plaintiff for its losses.</w:t>
       </w:r>
     </w:p>
-    <w:bookmarkEnd w:id="22"/>
-    <w:bookmarkStart w:id="23" w:name="count-ii-bad-faith"/>
     <w:p>
       <w:pPr>
         <w:pStyle w:val="Heading2"/>
@@ -983,7 +1137,7 @@
     </w:p>
     <w:p>
       <w:pPr>
-        <w:pStyle w:val="Numbered"/>
+        <w:pStyle w:val="NumberedParagraph"/>
       </w:pPr>
       <w:r>
         <w:t xml:space="preserve">51.</w:t>
@@ -997,7 +1151,7 @@
     </w:p>
     <w:p>
       <w:pPr>
-        <w:pStyle w:val="Numbered"/>
+        <w:pStyle w:val="NumberedParagraph"/>
       </w:pPr>
       <w:r>
         <w:t xml:space="preserve">52.</w:t>
@@ -1011,7 +1165,7 @@
     </w:p>
     <w:p>
       <w:pPr>
-        <w:pStyle w:val="Numbered"/>
+        <w:pStyle w:val="NumberedParagraph"/>
       </w:pPr>
       <w:r>
         <w:t xml:space="preserve">53.</w:t>
@@ -1020,12 +1174,12 @@
         <w:tab/>
       </w:r>
       <w:r>
-        <w:t xml:space="preserve">The bad faith of Defendant is evidenced by the fact that, at all times hereto, Defendant knew or reasonably should have known, that Plaintiff was justifiably relying on the money and benefits due under the terms of the Policy, as well as the actions of Defendant as set forth in paragraph 54 below. Nevertheless, acting with conscious disregard for Plaintiff’s rights and with the intention of causing or willfully disregarding the probability of causing unjust and cruel hardship on Plaintiff, Defendant consciously refused to pay Plaintiff’s valid claim, withheld monies and benefits rightfully due to Plaintiff, and refused to participate in the appraisal process pursuant to the Policy. Defendant was obligated to pay Plaintiff’s claim associated with the Loss and to participate in the appraisal process; Defendant lacked a reasonable basis in law and fact for its refusal and failure to pay the claim and participate in the appraisal process; Defendant knew there was no reasonable basis for its refusal and failure to pay the claim and participate in the appraisal process; and/or Defendant acted with reckless disregard for whether such a basis existed.</w:t>
-      </w:r>
-    </w:p>
-    <w:p>
-      <w:pPr>
-        <w:pStyle w:val="Numbered"/>
+        <w:t xml:space="preserve">The bad faith of Defendant is evidenced by the fact that, at all times hereto, Defendant knew or reasonably should have known, that Plaintiff was justifiably relying on the money and benefits due under the terms of the Policy, as well as the actions of Defendant as set forth in paragraph 54 below. Nevertheless, acting with conscious disregard for Plaintiff’s rights and with the intention of causing or willfully disregarding the probability of causing unjust and cruel hardship on Plaintiff, Defendant consciously refused to pay Plaintiff’s valid claim, withheld monies and benefits rightfully due to Plaintiff, and refused to participate in the appraisal process pursuant to the Policy. Defendant was obligated to pay Plaintiff’s claim associated with the Loss and to participate in the appraisal process; Defendant lacked a reasonable basis in law and fact for its refusal and failure to pay the claim and participate in the appraisal process; Defendant knew there was no reasonable basis for its refusal and failure to pay the claim and participate in the appraisal process; and/​or Defendant acted with reckless disregard for whether such a basis existed.</w:t>
+      </w:r>
+    </w:p>
+    <w:p>
+      <w:pPr>
+        <w:pStyle w:val="NumberedParagraph"/>
       </w:pPr>
       <w:r>
         <w:t xml:space="preserve">54.</w:t>
@@ -1104,7 +1258,7 @@
         <w:tab/>
       </w:r>
       <w:r>
-        <w:t xml:space="preserve">Defendant’s engaging in acts and practices toward Plaintiff that amount to acts of baseness, vileness, and/or depravity that are contrary to the good faith duties owed to Plaintiff;</w:t>
+        <w:t xml:space="preserve">Defendant’s engaging in acts and practices toward Plaintiff that amount to acts of baseness, vileness, and/​or depravity that are contrary to the good faith duties owed to Plaintiff;</w:t>
       </w:r>
     </w:p>
     <w:p>
@@ -1207,7 +1361,7 @@
     </w:p>
     <w:p>
       <w:pPr>
-        <w:pStyle w:val="Numbered"/>
+        <w:pStyle w:val="NumberedParagraph"/>
       </w:pPr>
       <w:r>
         <w:t xml:space="preserve">55.</w:t>
@@ -1219,8 +1373,6 @@
         <w:t xml:space="preserve">In so acting, Defendant intended to and did injure Plaintiff in order to protect its own financial interests and should be punished.</w:t>
       </w:r>
     </w:p>
-    <w:bookmarkEnd w:id="23"/>
-    <w:bookmarkStart w:id="24" w:name="X497341c3eb0f2ddac4172dd93168ae28c1a4df6"/>
     <w:p>
       <w:pPr>
         <w:pStyle w:val="Heading2"/>
@@ -1231,7 +1383,7 @@
     </w:p>
     <w:p>
       <w:pPr>
-        <w:pStyle w:val="Numbered"/>
+        <w:pStyle w:val="NumberedParagraph"/>
       </w:pPr>
       <w:r>
         <w:t xml:space="preserve">56.</w:t>
@@ -1245,7 +1397,7 @@
     </w:p>
     <w:p>
       <w:pPr>
-        <w:pStyle w:val="Numbered"/>
+        <w:pStyle w:val="NumberedParagraph"/>
       </w:pPr>
       <w:r>
         <w:t xml:space="preserve">57.</w:t>
@@ -1254,22 +1406,32 @@
         <w:tab/>
       </w:r>
       <w:r>
-        <w:t xml:space="preserve">Defendant violated KRS § 304.12-230 (the Unfair Claims Settlement Practices Act), resulting in damage and harm to Plaintiff, for which Defendant is liable pursuant to KRS § 446.070.</w:t>
-      </w:r>
-    </w:p>
-    <w:bookmarkEnd w:id="24"/>
-    <w:bookmarkStart w:id="25" w:name="count-iv-violations-of-krs-304.12-235"/>
+        <w:t xml:space="preserve">Defendant violated KRS § 304.12</w:t>
+      </w:r>
+      <w:r>
+        <w:noBreakHyphen/>
+      </w:r>
+      <w:r>
+        <w:t xml:space="preserve">230 (the Unfair Claims Settlement Practices Act), resulting in damage and harm to Plaintiff, for which Defendant is liable pursuant to KRS § 446.070.</w:t>
+      </w:r>
+    </w:p>
     <w:p>
       <w:pPr>
         <w:pStyle w:val="Heading2"/>
       </w:pPr>
       <w:r>
-        <w:t xml:space="preserve">Count IV – Violations of KRS 304.12-235</w:t>
-      </w:r>
-    </w:p>
-    <w:p>
-      <w:pPr>
-        <w:pStyle w:val="Numbered"/>
+        <w:t xml:space="preserve">Count IV – Violations of KRS 304.12</w:t>
+      </w:r>
+      <w:r>
+        <w:noBreakHyphen/>
+      </w:r>
+      <w:r>
+        <w:t xml:space="preserve">235</w:t>
+      </w:r>
+    </w:p>
+    <w:p>
+      <w:pPr>
+        <w:pStyle w:val="NumberedParagraph"/>
       </w:pPr>
       <w:r>
         <w:t xml:space="preserve">58.</w:t>
@@ -1283,7 +1445,7 @@
     </w:p>
     <w:p>
       <w:pPr>
-        <w:pStyle w:val="Numbered"/>
+        <w:pStyle w:val="NumberedParagraph"/>
       </w:pPr>
       <w:r>
         <w:t xml:space="preserve">59.</w:t>
@@ -1297,7 +1459,7 @@
     </w:p>
     <w:p>
       <w:pPr>
-        <w:pStyle w:val="Numbered"/>
+        <w:pStyle w:val="NumberedParagraph"/>
       </w:pPr>
       <w:r>
         <w:t xml:space="preserve">60.</w:t>
@@ -1311,7 +1473,7 @@
     </w:p>
     <w:p>
       <w:pPr>
-        <w:pStyle w:val="BodyText"/>
+        <w:pStyle w:val="FirstParagraph"/>
       </w:pPr>
       <w:r>
         <w:t xml:space="preserve">WHEREFORE, as a result of the foregoing, Plaintiff would respectfully request that this Honorable Court award a judgment against Defendant as follows:</w:t>
@@ -1384,7 +1546,13 @@
         <w:tab/>
       </w:r>
       <w:r>
-        <w:t xml:space="preserve">For reasonable attorney’s fees, pursuant to KRS § 304.12-235 and/or other laws;</w:t>
+        <w:t xml:space="preserve">For reasonable attorney’s fees, pursuant to KRS § 304.12</w:t>
+      </w:r>
+      <w:r>
+        <w:noBreakHyphen/>
+      </w:r>
+      <w:r>
+        <w:t xml:space="preserve">235 and/​or other laws;</w:t>
       </w:r>
     </w:p>
     <w:p>
@@ -1443,9 +1611,6 @@
         <w:t xml:space="preserve">For such other further and general relief as this Court deems just and equitable.</w:t>
       </w:r>
     </w:p>
-    <w:bookmarkEnd w:id="25"/>
-    <w:bookmarkEnd w:id="26"/>
-    <w:bookmarkStart w:id="27" w:name="jury-demand"/>
     <w:p>
       <w:pPr>
         <w:pStyle w:val="Heading1"/>
@@ -1456,7 +1621,7 @@
     </w:p>
     <w:p>
       <w:pPr>
-        <w:pStyle w:val="FirstParagraph"/>
+        <w:pStyle w:val="BodyTextKeep"/>
       </w:pPr>
       <w:r>
         <w:t xml:space="preserve">Plaintiff demands a jury.</w:t>
@@ -1464,7 +1629,11 @@
     </w:p>
     <w:p>
       <w:pPr>
-        <w:pStyle w:val="SigTop"/>
+        <w:keepNext/>
+        <w:keepLines/>
+        <w:spacing w:before="480" w:after="0" w:line="276" w:lineRule="exact"/>
+        <w:ind w:left="4896" w:firstLine="0"/>
+        <w:jc w:val="left"/>
       </w:pPr>
       <w:r>
         <w:t xml:space="preserve">Respectfully submitted,</w:t>
@@ -1472,15 +1641,47 @@
     </w:p>
     <w:p>
       <w:pPr>
-        <w:pStyle w:val="SigGap"/>
-      </w:pPr>
-      <w:r>
-        <w:t xml:space="preserve">MCWHERTER SCOTT &amp; BOBBITT, PLC</w:t>
-      </w:r>
-    </w:p>
-    <w:p>
-      <w:pPr>
-        <w:pStyle w:val="SigGap"/>
+        <w:keepNext/>
+        <w:keepLines/>
+        <w:spacing w:before="240" w:after="0" w:line="276" w:lineRule="exact"/>
+        <w:ind w:left="4896" w:firstLine="0"/>
+        <w:jc w:val="left"/>
+      </w:pPr>
+      <w:r>
+        <w:t xml:space="preserve">MCWHERTER</w:t>
+      </w:r>
+      <w:r>
+        <w:t xml:space="preserve"> </w:t>
+      </w:r>
+      <w:r>
+        <w:t xml:space="preserve">SCOTT</w:t>
+      </w:r>
+      <w:r>
+        <w:t xml:space="preserve"> </w:t>
+      </w:r>
+      <w:r>
+        <w:t xml:space="preserve">&amp;</w:t>
+      </w:r>
+      <w:r>
+        <w:t xml:space="preserve"> </w:t>
+      </w:r>
+      <w:r>
+        <w:t xml:space="preserve">BOBBITT,</w:t>
+      </w:r>
+      <w:r>
+        <w:t xml:space="preserve"> </w:t>
+      </w:r>
+      <w:r>
+        <w:t xml:space="preserve">PLC</w:t>
+      </w:r>
+    </w:p>
+    <w:p>
+      <w:pPr>
+        <w:keepNext/>
+        <w:keepLines/>
+        <w:spacing w:before="240" w:after="0" w:line="276" w:lineRule="exact"/>
+        <w:ind w:left="4896" w:firstLine="0"/>
+        <w:jc w:val="left"/>
       </w:pPr>
       <w:r>
         <w:t xml:space="preserve">s/Clinton H. Scott</w:t>
@@ -1488,47 +1689,153 @@
     </w:p>
     <w:p>
       <w:pPr>
-        <w:pStyle w:val="SigKeep"/>
-      </w:pPr>
-      <w:r>
-        <w:t xml:space="preserve">CLINTON H. SCOTT #95862</w:t>
-      </w:r>
-    </w:p>
-    <w:p>
-      <w:pPr>
-        <w:pStyle w:val="SigKeep"/>
-      </w:pPr>
-      <w:r>
-        <w:t xml:space="preserve">54 Exeter Road, Suite D</w:t>
-      </w:r>
-    </w:p>
-    <w:p>
-      <w:pPr>
-        <w:pStyle w:val="SigKeep"/>
-      </w:pPr>
-      <w:r>
-        <w:t xml:space="preserve">Jackson, Tennessee 38305</w:t>
-      </w:r>
-    </w:p>
-    <w:p>
-      <w:pPr>
-        <w:pStyle w:val="SigKeep"/>
-      </w:pPr>
-      <w:r>
-        <w:t xml:space="preserve">Telephone: (731) 664-1340</w:t>
-      </w:r>
-    </w:p>
-    <w:p>
-      <w:pPr>
-        <w:pStyle w:val="SigKeep"/>
-      </w:pPr>
-      <w:r>
-        <w:t xml:space="preserve">Facsimile: (731) 664-1540</w:t>
-      </w:r>
-    </w:p>
-    <w:p>
-      <w:pPr>
-        <w:pStyle w:val="SigKeep"/>
+        <w:keepNext/>
+        <w:keepLines/>
+        <w:spacing w:before="0" w:after="0" w:line="276" w:lineRule="exact"/>
+        <w:ind w:left="4896" w:firstLine="0"/>
+        <w:jc w:val="left"/>
+      </w:pPr>
+      <w:r>
+        <w:t xml:space="preserve">CLINTON</w:t>
+      </w:r>
+      <w:r>
+        <w:t xml:space="preserve"> </w:t>
+      </w:r>
+      <w:r>
+        <w:t xml:space="preserve">H.</w:t>
+      </w:r>
+      <w:r>
+        <w:t xml:space="preserve"> </w:t>
+      </w:r>
+      <w:r>
+        <w:t xml:space="preserve">SCOTT</w:t>
+      </w:r>
+      <w:r>
+        <w:t xml:space="preserve"> </w:t>
+      </w:r>
+      <w:r>
+        <w:t xml:space="preserve">#95862</w:t>
+      </w:r>
+    </w:p>
+    <w:p>
+      <w:pPr>
+        <w:keepNext/>
+        <w:keepLines/>
+        <w:spacing w:before="0" w:after="0" w:line="276" w:lineRule="exact"/>
+        <w:ind w:left="4896" w:firstLine="0"/>
+        <w:jc w:val="left"/>
+      </w:pPr>
+      <w:r>
+        <w:t xml:space="preserve">54</w:t>
+      </w:r>
+      <w:r>
+        <w:t xml:space="preserve"> </w:t>
+      </w:r>
+      <w:r>
+        <w:t xml:space="preserve">Exeter</w:t>
+      </w:r>
+      <w:r>
+        <w:t xml:space="preserve"> </w:t>
+      </w:r>
+      <w:r>
+        <w:t xml:space="preserve">Road,</w:t>
+      </w:r>
+      <w:r>
+        <w:t xml:space="preserve"> </w:t>
+      </w:r>
+      <w:r>
+        <w:t xml:space="preserve">Suite</w:t>
+      </w:r>
+      <w:r>
+        <w:t xml:space="preserve"> </w:t>
+      </w:r>
+      <w:r>
+        <w:t xml:space="preserve">D</w:t>
+      </w:r>
+    </w:p>
+    <w:p>
+      <w:pPr>
+        <w:keepNext/>
+        <w:keepLines/>
+        <w:spacing w:before="0" w:after="0" w:line="276" w:lineRule="exact"/>
+        <w:ind w:left="4896" w:firstLine="0"/>
+        <w:jc w:val="left"/>
+      </w:pPr>
+      <w:r>
+        <w:t xml:space="preserve">Jackson,</w:t>
+      </w:r>
+      <w:r>
+        <w:t xml:space="preserve"> </w:t>
+      </w:r>
+      <w:r>
+        <w:t xml:space="preserve">Tennessee</w:t>
+      </w:r>
+      <w:r>
+        <w:t xml:space="preserve"> </w:t>
+      </w:r>
+      <w:r>
+        <w:t xml:space="preserve">38305</w:t>
+      </w:r>
+    </w:p>
+    <w:p>
+      <w:pPr>
+        <w:keepNext/>
+        <w:keepLines/>
+        <w:spacing w:before="0" w:after="0" w:line="276" w:lineRule="exact"/>
+        <w:ind w:left="4896" w:firstLine="0"/>
+        <w:jc w:val="left"/>
+      </w:pPr>
+      <w:r>
+        <w:t xml:space="preserve">Telephone:</w:t>
+      </w:r>
+      <w:r>
+        <w:t xml:space="preserve"> </w:t>
+      </w:r>
+      <w:r>
+        <w:t xml:space="preserve">(731)</w:t>
+      </w:r>
+      <w:r>
+        <w:t xml:space="preserve"> </w:t>
+      </w:r>
+      <w:r>
+        <w:t xml:space="preserve">664</w:t>
+        <w:noBreakHyphen/>
+        <w:t xml:space="preserve">1340</w:t>
+      </w:r>
+    </w:p>
+    <w:p>
+      <w:pPr>
+        <w:keepNext/>
+        <w:keepLines/>
+        <w:spacing w:before="0" w:after="0" w:line="276" w:lineRule="exact"/>
+        <w:ind w:left="4896" w:firstLine="0"/>
+        <w:jc w:val="left"/>
+      </w:pPr>
+      <w:r>
+        <w:t xml:space="preserve">Facsimile:</w:t>
+      </w:r>
+      <w:r>
+        <w:t xml:space="preserve"> </w:t>
+      </w:r>
+      <w:r>
+        <w:t xml:space="preserve">(731)</w:t>
+      </w:r>
+      <w:r>
+        <w:t xml:space="preserve"> </w:t>
+      </w:r>
+      <w:r>
+        <w:t xml:space="preserve">664</w:t>
+        <w:noBreakHyphen/>
+        <w:t xml:space="preserve">1540</w:t>
+      </w:r>
+    </w:p>
+    <w:p>
+      <w:pPr>
+        <w:keepNext/>
+        <w:keepLines/>
+        <w:spacing w:before="0" w:after="0" w:line="276" w:lineRule="exact"/>
+        <w:ind w:left="4896" w:firstLine="0"/>
+        <w:jc w:val="left"/>
       </w:pPr>
       <w:r>
         <w:t xml:space="preserve">clint@msb.law</w:t>
@@ -1536,20 +1843,30 @@
     </w:p>
     <w:p>
       <w:pPr>
-        <w:pStyle w:val="SigLast"/>
-      </w:pPr>
-      <w:r>
-        <w:t xml:space="preserve">Attorney for Plaintiff</w:t>
-      </w:r>
-    </w:p>
-    <w:bookmarkEnd w:id="27"/>
+        <w:spacing w:before="0" w:after="0" w:line="276" w:lineRule="exact"/>
+        <w:ind w:left="4896" w:firstLine="0"/>
+        <w:jc w:val="left"/>
+      </w:pPr>
+      <w:r>
+        <w:t xml:space="preserve">Attorney</w:t>
+      </w:r>
+      <w:r>
+        <w:t xml:space="preserve"> </w:t>
+      </w:r>
+      <w:r>
+        <w:t xml:space="preserve">for</w:t>
+      </w:r>
+      <w:r>
+        <w:t xml:space="preserve"> </w:t>
+      </w:r>
+      <w:r>
+        <w:t xml:space="preserve">Plaintiff</w:t>
+      </w:r>
+    </w:p>
     <w:sectPr>
-      <w:footerReference r:id="rId9" w:type="default"/>
-      <w:footnotePr>
-        <w:numRestart w:val="eachSect"/>
-      </w:footnotePr>
-      <w:pgSz w:h="15840" w:w="12240"/>
-      <w:pgMar w:bottom="1440" w:footer="720" w:gutter="0" w:header="720" w:left="1440" w:right="1440" w:top="1440"/>
+      <w:footerReference w:type="default" r:id="rIdFooter1"/>
+      <w:pgSz w:w="12240" w:h="15840"/>
+      <w:pgMar w:top="1440" w:right="1440" w:bottom="1440" w:left="1440" w:header="720" w:footer="720" w:gutter="0"/>
     </w:sectPr>
   </w:body>
 </w:document>
@@ -1563,7 +1880,8 @@
 <w:ftr xmlns:w="http://schemas.openxmlformats.org/wordprocessingml/2006/main" xmlns:r="http://schemas.openxmlformats.org/officeDocument/2006/relationships">
   <w:p>
     <w:pPr>
-      <w:pStyle w:val="Footer"/>
+      <w:spacing w:before="0" w:after="0" w:line="276" w:lineRule="exact"/>
+      <w:ind w:firstLine="0"/>
       <w:jc w:val="center"/>
     </w:pPr>
     <w:r>
@@ -1693,20 +2011,49 @@
   <w:docDefaults>
     <w:rPrDefault>
       <w:rPr>
-        <w:rFonts w:ascii="EB Garamond" w:cs="EB Garamond" w:eastAsia="EB Garamond" w:hAnsi="EB Garamond"/>
+        <w:rFonts w:ascii="Times New Roman" w:hAnsi="Times New Roman" w:eastAsia="Times New Roman" w:cs="Times New Roman"/>
         <w:sz w:val="24"/>
         <w:szCs w:val="24"/>
-        <w:lang w:bidi="ar-SA" w:eastAsia="en-US" w:val="en-US"/>
+        <w:lang w:val="en-US" w:eastAsia="zh-CN" w:bidi="ar-SA"/>
       </w:rPr>
     </w:rPrDefault>
     <w:pPrDefault>
       <w:pPr>
-        <w:spacing w:after="0" w:before="0" w:line="240" w:lineRule="auto"/>
+        <w:widowControl/>
+        <w:spacing w:after="0"/>
       </w:pPr>
     </w:pPrDefault>
   </w:docDefaults>
-  <w:latentStyles w:count="276" w:defLockedState="0" w:defQFormat="0" w:defSemiHidden="0" w:defUIPriority="0" w:defUnhideWhenUsed="0"/>
-  <w:style w:styleId="Title" w:type="paragraph">
+  <w:latentStyles w:defLockedState="0" w:defUIPriority="0" w:defSemiHidden="0" w:defUnhideWhenUsed="0" w:defQFormat="0" w:count="276"/>
+  <w:style w:type="paragraph" w:default="1" w:styleId="Normal">
+    <w:name w:val="Normal"/>
+    <w:qFormat/>
+  </w:style>
+  <w:style w:type="paragraph" w:styleId="BodyText">
+    <w:name w:val="Body Text"/>
+    <w:basedOn w:val="Normal"/>
+    <w:link w:val="BodyTextChar"/>
+    <w:qFormat/>
+    <w:pPr>
+      <w:spacing w:before="0" w:after="0" w:line="480" w:lineRule="exact"/>
+      <w:ind w:firstLine="720"/>
+    </w:pPr>
+  </w:style>
+  <w:style w:type="paragraph" w:customStyle="1" w:styleId="FirstParagraph">
+    <w:name w:val="First Paragraph"/>
+    <w:basedOn w:val="BodyText"/>
+    <w:next w:val="BodyText"/>
+    <w:qFormat/>
+  </w:style>
+  <w:style w:type="paragraph" w:customStyle="1" w:styleId="Compact">
+    <w:name w:val="Compact"/>
+    <w:basedOn w:val="BodyText"/>
+    <w:qFormat/>
+    <w:pPr>
+      <w:spacing w:before="36" w:after="36"/>
+    </w:pPr>
+  </w:style>
+  <w:style w:type="paragraph" w:styleId="Title">
     <w:name w:val="Title"/>
     <w:basedOn w:val="Normal"/>
     <w:next w:val="BodyText"/>
@@ -1720,24 +2067,24 @@
       <w:jc w:val="center"/>
     </w:pPr>
     <w:rPr>
-      <w:rFonts w:asciiTheme="majorHAnsi" w:cstheme="majorBidi" w:eastAsiaTheme="majorEastAsia" w:hAnsiTheme="majorHAnsi"/>
+      <w:rFonts w:asciiTheme="majorHAnsi" w:eastAsiaTheme="majorEastAsia" w:hAnsiTheme="majorHAnsi" w:cstheme="majorBidi"/>
       <w:sz w:val="56"/>
       <w:szCs w:val="56"/>
     </w:rPr>
   </w:style>
-  <w:style w:customStyle="1" w:styleId="TitleChar" w:type="character">
+  <w:style w:type="character" w:customStyle="1" w:styleId="TitleChar">
     <w:name w:val="Title Char"/>
     <w:basedOn w:val="DefaultParagraphFont"/>
     <w:link w:val="Title"/>
     <w:uiPriority w:val="10"/>
     <w:rsid w:val="00A10FD9"/>
     <w:rPr>
-      <w:rFonts w:asciiTheme="majorHAnsi" w:cstheme="majorBidi" w:eastAsiaTheme="majorEastAsia" w:hAnsiTheme="majorHAnsi"/>
+      <w:rFonts w:asciiTheme="majorHAnsi" w:eastAsiaTheme="majorEastAsia" w:hAnsiTheme="majorHAnsi" w:cstheme="majorBidi"/>
       <w:sz w:val="56"/>
       <w:szCs w:val="56"/>
     </w:rPr>
   </w:style>
-  <w:style w:styleId="Subtitle" w:type="paragraph">
+  <w:style w:type="paragraph" w:styleId="Subtitle">
     <w:name w:val="Subtitle"/>
     <w:basedOn w:val="Title"/>
     <w:next w:val="BodyText"/>
@@ -1751,27 +2098,27 @@
       </w:numPr>
     </w:pPr>
     <w:rPr>
-      <w:rFonts w:cstheme="majorBidi" w:eastAsiaTheme="majorEastAsia"/>
+      <w:rFonts w:eastAsiaTheme="majorEastAsia" w:cstheme="majorBidi"/>
       <w:spacing w:val="15"/>
       <w:sz w:val="28"/>
       <w:szCs w:val="28"/>
     </w:rPr>
   </w:style>
-  <w:style w:customStyle="1" w:styleId="SubtitleChar" w:type="character">
+  <w:style w:type="character" w:customStyle="1" w:styleId="SubtitleChar">
     <w:name w:val="Subtitle Char"/>
     <w:basedOn w:val="DefaultParagraphFont"/>
     <w:link w:val="Subtitle"/>
     <w:uiPriority w:val="11"/>
     <w:rsid w:val="00A10FD9"/>
     <w:rPr>
-      <w:rFonts w:cstheme="majorBidi" w:eastAsiaTheme="majorEastAsia"/>
-      <w:color w:themeColor="text1" w:themeTint="A6" w:val="595959"/>
+      <w:rFonts w:eastAsiaTheme="majorEastAsia" w:cstheme="majorBidi"/>
+      <w:color w:val="595959" w:themeColor="text1" w:themeTint="A6"/>
       <w:spacing w:val="15"/>
       <w:sz w:val="28"/>
       <w:szCs w:val="28"/>
     </w:rPr>
   </w:style>
-  <w:style w:customStyle="1" w:styleId="Author" w:type="paragraph">
+  <w:style w:type="paragraph" w:customStyle="1" w:styleId="Author">
     <w:name w:val="Author"/>
     <w:basedOn w:val="Title"/>
     <w:next w:val="BodyText"/>
@@ -1785,7 +2132,7 @@
       <w:szCs w:val="24"/>
     </w:rPr>
   </w:style>
-  <w:style w:styleId="Date" w:type="paragraph">
+  <w:style w:type="paragraph" w:styleId="Date">
     <w:name w:val="Date"/>
     <w:basedOn w:val="Title"/>
     <w:next w:val="BodyText"/>
@@ -1799,7 +2146,7 @@
       <w:szCs w:val="24"/>
     </w:rPr>
   </w:style>
-  <w:style w:customStyle="1" w:styleId="AbstractTitle" w:type="paragraph">
+  <w:style w:type="paragraph" w:customStyle="1" w:styleId="AbstractTitle">
     <w:name w:val="Abstract Title"/>
     <w:basedOn w:val="Normal"/>
     <w:next w:val="Abstract"/>
@@ -1807,7 +2154,7 @@
     <w:pPr>
       <w:keepNext/>
       <w:keepLines/>
-      <w:spacing w:after="0" w:before="300"/>
+      <w:spacing w:before="300" w:after="0"/>
       <w:jc w:val="center"/>
     </w:pPr>
     <w:rPr>
@@ -1816,7 +2163,7 @@
       <w:szCs w:val="20"/>
     </w:rPr>
   </w:style>
-  <w:style w:customStyle="1" w:styleId="Abstract" w:type="paragraph">
+  <w:style w:type="paragraph" w:customStyle="1" w:styleId="Abstract">
     <w:name w:val="Abstract"/>
     <w:basedOn w:val="Normal"/>
     <w:next w:val="BodyText"/>
@@ -1824,14 +2171,14 @@
     <w:pPr>
       <w:keepNext/>
       <w:keepLines/>
-      <w:spacing w:after="300" w:before="100"/>
+      <w:spacing w:before="100" w:after="300"/>
     </w:pPr>
     <w:rPr>
       <w:sz w:val="20"/>
       <w:szCs w:val="20"/>
     </w:rPr>
   </w:style>
-  <w:style w:styleId="Bibliography" w:type="paragraph">
+  <w:style w:type="paragraph" w:styleId="Bibliography">
     <w:name w:val="Bibliography"/>
     <w:basedOn w:val="Normal"/>
     <w:next w:val="Bibliography"/>
@@ -1839,7 +2186,96 @@
     <w:pPr/>
     <w:rPr/>
   </w:style>
-  <w:style w:styleId="Heading5" w:type="paragraph">
+  <w:style w:type="paragraph" w:styleId="Heading1">
+    <w:name w:val="heading 1"/>
+    <w:basedOn w:val="Normal"/>
+    <w:next w:val="BodyText"/>
+    <w:qFormat/>
+    <w:pPr>
+      <w:keepNext/>
+      <w:keepLines/>
+      <w:spacing w:before="0" w:after="0" w:line="480" w:lineRule="exact"/>
+      <w:ind w:firstLine="0"/>
+      <w:jc w:val="center"/>
+      <w:outlineLvl w:val="0"/>
+    </w:pPr>
+    <w:rPr>
+      <w:b/>
+      <w:bCs/>
+      <w:color w:val="000000"/>
+      <w:sz w:val="24"/>
+      <w:szCs w:val="24"/>
+    </w:rPr>
+  </w:style>
+  <w:style w:type="paragraph" w:styleId="Heading2">
+    <w:name w:val="heading 2"/>
+    <w:basedOn w:val="Normal"/>
+    <w:next w:val="BodyText"/>
+    <w:qFormat/>
+    <w:pPr>
+      <w:keepNext/>
+      <w:keepLines/>
+      <w:spacing w:before="0" w:after="0" w:line="480" w:lineRule="exact"/>
+      <w:ind w:firstLine="0"/>
+      <w:jc w:val="center"/>
+      <w:outlineLvl w:val="1"/>
+    </w:pPr>
+    <w:rPr>
+      <w:b/>
+      <w:bCs/>
+      <w:color w:val="000000"/>
+      <w:sz w:val="24"/>
+      <w:szCs w:val="24"/>
+    </w:rPr>
+  </w:style>
+  <w:style w:type="paragraph" w:styleId="Heading3">
+    <w:name w:val="heading 3"/>
+    <w:basedOn w:val="Normal"/>
+    <w:next w:val="BodyText"/>
+    <w:qFormat/>
+    <w:pPr>
+      <w:keepNext/>
+      <w:keepLines/>
+      <w:spacing w:before="0" w:after="0" w:line="480" w:lineRule="exact"/>
+      <w:ind w:firstLine="0"/>
+      <w:outlineLvl w:val="2"/>
+    </w:pPr>
+    <w:rPr>
+      <w:b/>
+      <w:bCs/>
+      <w:color w:val="000000"/>
+      <w:sz w:val="24"/>
+      <w:szCs w:val="24"/>
+    </w:rPr>
+  </w:style>
+  <w:style w:type="paragraph" w:styleId="Heading4">
+    <w:name w:val="heading 4"/>
+    <w:basedOn w:val="Normal"/>
+    <w:next w:val="BodyText"/>
+    <w:link w:val="Heading4Char"/>
+    <w:uiPriority w:val="9"/>
+    <w:semiHidden/>
+    <w:unhideWhenUsed/>
+    <w:qFormat/>
+    <w:rsid w:val="00A10FD9"/>
+    <w:pPr>
+      <w:keepNext/>
+      <w:keepLines/>
+      <w:spacing w:before="240" w:after="120" w:line="276" w:lineRule="exact"/>
+      <w:ind w:firstLine="0"/>
+      <w:outlineLvl w:val="3"/>
+    </w:pPr>
+    <w:rPr>
+      <w:rFonts w:ascii="Times New Roman" w:hAnsi="Times New Roman" w:eastAsia="Times New Roman" w:cs="Times New Roman"/>
+      <w:b/>
+      <w:bCs/>
+      <w:i/>
+      <w:color w:val="000000"/>
+      <w:sz w:val="24"/>
+      <w:szCs w:val="24"/>
+    </w:rPr>
+  </w:style>
+  <w:style w:type="paragraph" w:styleId="Heading5">
     <w:name w:val="heading 5"/>
     <w:basedOn w:val="Normal"/>
     <w:next w:val="BodyText"/>
@@ -1852,15 +2288,21 @@
     <w:pPr>
       <w:keepNext/>
       <w:keepLines/>
-      <w:spacing w:after="40" w:before="80"/>
+      <w:spacing w:before="240" w:after="120" w:line="276" w:lineRule="exact"/>
+      <w:ind w:firstLine="0"/>
       <w:outlineLvl w:val="4"/>
     </w:pPr>
     <w:rPr>
-      <w:rFonts w:cstheme="majorBidi" w:eastAsiaTheme="majorEastAsia"/>
-      <w:color w:themeColor="accent1" w:themeShade="BF" w:val="0F4761"/>
-    </w:rPr>
-  </w:style>
-  <w:style w:styleId="Heading6" w:type="paragraph">
+      <w:rFonts w:ascii="Times New Roman" w:hAnsi="Times New Roman" w:eastAsia="Times New Roman" w:cs="Times New Roman"/>
+      <w:b/>
+      <w:bCs/>
+      <w:i/>
+      <w:color w:val="000000"/>
+      <w:sz w:val="24"/>
+      <w:szCs w:val="24"/>
+    </w:rPr>
+  </w:style>
+  <w:style w:type="paragraph" w:styleId="Heading6">
     <w:name w:val="heading 6"/>
     <w:basedOn w:val="Normal"/>
     <w:next w:val="BodyText"/>
@@ -1873,17 +2315,17 @@
     <w:pPr>
       <w:keepNext/>
       <w:keepLines/>
-      <w:spacing w:after="0" w:before="40"/>
+      <w:spacing w:before="40" w:after="0"/>
       <w:outlineLvl w:val="5"/>
     </w:pPr>
     <w:rPr>
-      <w:rFonts w:cstheme="majorBidi" w:eastAsiaTheme="majorEastAsia"/>
+      <w:rFonts w:eastAsiaTheme="majorEastAsia" w:cstheme="majorBidi"/>
       <w:i/>
       <w:iCs/>
-      <w:color w:themeColor="text1" w:themeTint="A6" w:val="595959"/>
-    </w:rPr>
-  </w:style>
-  <w:style w:styleId="Heading7" w:type="paragraph">
+      <w:color w:val="595959" w:themeColor="text1" w:themeTint="A6"/>
+    </w:rPr>
+  </w:style>
+  <w:style w:type="paragraph" w:styleId="Heading7">
     <w:name w:val="heading 7"/>
     <w:basedOn w:val="Normal"/>
     <w:next w:val="BodyText"/>
@@ -1896,15 +2338,15 @@
     <w:pPr>
       <w:keepNext/>
       <w:keepLines/>
-      <w:spacing w:after="0" w:before="40"/>
+      <w:spacing w:before="40" w:after="0"/>
       <w:outlineLvl w:val="6"/>
     </w:pPr>
     <w:rPr>
-      <w:rFonts w:cstheme="majorBidi" w:eastAsiaTheme="majorEastAsia"/>
-      <w:color w:themeColor="text1" w:themeTint="A6" w:val="595959"/>
-    </w:rPr>
-  </w:style>
-  <w:style w:styleId="Heading8" w:type="paragraph">
+      <w:rFonts w:eastAsiaTheme="majorEastAsia" w:cstheme="majorBidi"/>
+      <w:color w:val="595959" w:themeColor="text1" w:themeTint="A6"/>
+    </w:rPr>
+  </w:style>
+  <w:style w:type="paragraph" w:styleId="Heading8">
     <w:name w:val="heading 8"/>
     <w:basedOn w:val="Normal"/>
     <w:next w:val="BodyText"/>
@@ -1921,13 +2363,13 @@
       <w:outlineLvl w:val="7"/>
     </w:pPr>
     <w:rPr>
-      <w:rFonts w:cstheme="majorBidi" w:eastAsiaTheme="majorEastAsia"/>
+      <w:rFonts w:eastAsiaTheme="majorEastAsia" w:cstheme="majorBidi"/>
       <w:i/>
       <w:iCs/>
-      <w:color w:themeColor="text1" w:themeTint="D8" w:val="272727"/>
-    </w:rPr>
-  </w:style>
-  <w:style w:styleId="Heading9" w:type="paragraph">
+      <w:color w:val="272727" w:themeColor="text1" w:themeTint="D8"/>
+    </w:rPr>
+  </w:style>
+  <w:style w:type="paragraph" w:styleId="Heading9">
     <w:name w:val="heading 9"/>
     <w:basedOn w:val="Normal"/>
     <w:next w:val="BodyText"/>
@@ -1944,24 +2386,24 @@
       <w:outlineLvl w:val="8"/>
     </w:pPr>
     <w:rPr>
-      <w:rFonts w:cstheme="majorBidi" w:eastAsiaTheme="majorEastAsia"/>
-      <w:color w:themeColor="text1" w:themeTint="D8" w:val="272727"/>
-    </w:rPr>
-  </w:style>
-  <w:style w:customStyle="1" w:styleId="Heading1Char" w:type="character">
+      <w:rFonts w:eastAsiaTheme="majorEastAsia" w:cstheme="majorBidi"/>
+      <w:color w:val="272727" w:themeColor="text1" w:themeTint="D8"/>
+    </w:rPr>
+  </w:style>
+  <w:style w:type="character" w:customStyle="1" w:styleId="Heading1Char">
     <w:name w:val="Heading 1 Char"/>
     <w:basedOn w:val="DefaultParagraphFont"/>
     <w:link w:val="Heading1"/>
     <w:uiPriority w:val="9"/>
     <w:rsid w:val="00A10FD9"/>
     <w:rPr>
-      <w:rFonts w:asciiTheme="majorHAnsi" w:cstheme="majorBidi" w:eastAsiaTheme="majorEastAsia" w:hAnsiTheme="majorHAnsi"/>
-      <w:color w:themeColor="accent1" w:themeShade="BF" w:val="0F4761"/>
+      <w:rFonts w:asciiTheme="majorHAnsi" w:eastAsiaTheme="majorEastAsia" w:hAnsiTheme="majorHAnsi" w:cstheme="majorBidi"/>
+      <w:color w:val="0F4761" w:themeColor="accent1" w:themeShade="BF"/>
       <w:sz w:val="40"/>
       <w:szCs w:val="40"/>
     </w:rPr>
   </w:style>
-  <w:style w:customStyle="1" w:styleId="Heading2Char" w:type="character">
+  <w:style w:type="character" w:customStyle="1" w:styleId="Heading2Char">
     <w:name w:val="Heading 2 Char"/>
     <w:basedOn w:val="DefaultParagraphFont"/>
     <w:link w:val="Heading2"/>
@@ -1969,13 +2411,13 @@
     <w:semiHidden/>
     <w:rsid w:val="00A10FD9"/>
     <w:rPr>
-      <w:rFonts w:asciiTheme="majorHAnsi" w:cstheme="majorBidi" w:eastAsiaTheme="majorEastAsia" w:hAnsiTheme="majorHAnsi"/>
-      <w:color w:themeColor="accent1" w:themeShade="BF" w:val="0F4761"/>
+      <w:rFonts w:asciiTheme="majorHAnsi" w:eastAsiaTheme="majorEastAsia" w:hAnsiTheme="majorHAnsi" w:cstheme="majorBidi"/>
+      <w:color w:val="0F4761" w:themeColor="accent1" w:themeShade="BF"/>
       <w:sz w:val="32"/>
       <w:szCs w:val="32"/>
     </w:rPr>
   </w:style>
-  <w:style w:customStyle="1" w:styleId="Heading3Char" w:type="character">
+  <w:style w:type="character" w:customStyle="1" w:styleId="Heading3Char">
     <w:name w:val="Heading 3 Char"/>
     <w:basedOn w:val="DefaultParagraphFont"/>
     <w:link w:val="Heading3"/>
@@ -1983,13 +2425,13 @@
     <w:semiHidden/>
     <w:rsid w:val="00A10FD9"/>
     <w:rPr>
-      <w:rFonts w:cstheme="majorBidi" w:eastAsiaTheme="majorEastAsia"/>
-      <w:color w:themeColor="accent1" w:themeShade="BF" w:val="0F4761"/>
+      <w:rFonts w:eastAsiaTheme="majorEastAsia" w:cstheme="majorBidi"/>
+      <w:color w:val="0F4761" w:themeColor="accent1" w:themeShade="BF"/>
       <w:sz w:val="28"/>
       <w:szCs w:val="28"/>
     </w:rPr>
   </w:style>
-  <w:style w:customStyle="1" w:styleId="Heading4Char" w:type="character">
+  <w:style w:type="character" w:customStyle="1" w:styleId="Heading4Char">
     <w:name w:val="Heading 4 Char"/>
     <w:basedOn w:val="DefaultParagraphFont"/>
     <w:link w:val="Heading4"/>
@@ -1997,13 +2439,13 @@
     <w:semiHidden/>
     <w:rsid w:val="00A10FD9"/>
     <w:rPr>
-      <w:rFonts w:cstheme="majorBidi" w:eastAsiaTheme="majorEastAsia"/>
+      <w:rFonts w:eastAsiaTheme="majorEastAsia" w:cstheme="majorBidi"/>
       <w:i/>
       <w:iCs/>
-      <w:color w:themeColor="accent1" w:themeShade="BF" w:val="0F4761"/>
-    </w:rPr>
-  </w:style>
-  <w:style w:customStyle="1" w:styleId="Heading5Char" w:type="character">
+      <w:color w:val="0F4761" w:themeColor="accent1" w:themeShade="BF"/>
+    </w:rPr>
+  </w:style>
+  <w:style w:type="character" w:customStyle="1" w:styleId="Heading5Char">
     <w:name w:val="Heading 5 Char"/>
     <w:basedOn w:val="DefaultParagraphFont"/>
     <w:link w:val="Heading5"/>
@@ -2011,11 +2453,11 @@
     <w:semiHidden/>
     <w:rsid w:val="00A10FD9"/>
     <w:rPr>
-      <w:rFonts w:cstheme="majorBidi" w:eastAsiaTheme="majorEastAsia"/>
-      <w:color w:themeColor="accent1" w:themeShade="BF" w:val="0F4761"/>
-    </w:rPr>
-  </w:style>
-  <w:style w:customStyle="1" w:styleId="Heading6Char" w:type="character">
+      <w:rFonts w:eastAsiaTheme="majorEastAsia" w:cstheme="majorBidi"/>
+      <w:color w:val="0F4761" w:themeColor="accent1" w:themeShade="BF"/>
+    </w:rPr>
+  </w:style>
+  <w:style w:type="character" w:customStyle="1" w:styleId="Heading6Char">
     <w:name w:val="Heading 6 Char"/>
     <w:basedOn w:val="DefaultParagraphFont"/>
     <w:link w:val="Heading6"/>
@@ -2023,13 +2465,13 @@
     <w:semiHidden/>
     <w:rsid w:val="00A10FD9"/>
     <w:rPr>
-      <w:rFonts w:cstheme="majorBidi" w:eastAsiaTheme="majorEastAsia"/>
+      <w:rFonts w:eastAsiaTheme="majorEastAsia" w:cstheme="majorBidi"/>
       <w:i/>
       <w:iCs/>
-      <w:color w:themeColor="text1" w:themeTint="A6" w:val="595959"/>
-    </w:rPr>
-  </w:style>
-  <w:style w:customStyle="1" w:styleId="Heading7Char" w:type="character">
+      <w:color w:val="595959" w:themeColor="text1" w:themeTint="A6"/>
+    </w:rPr>
+  </w:style>
+  <w:style w:type="character" w:customStyle="1" w:styleId="Heading7Char">
     <w:name w:val="Heading 7 Char"/>
     <w:basedOn w:val="DefaultParagraphFont"/>
     <w:link w:val="Heading7"/>
@@ -2037,11 +2479,11 @@
     <w:semiHidden/>
     <w:rsid w:val="00A10FD9"/>
     <w:rPr>
-      <w:rFonts w:cstheme="majorBidi" w:eastAsiaTheme="majorEastAsia"/>
-      <w:color w:themeColor="text1" w:themeTint="A6" w:val="595959"/>
-    </w:rPr>
-  </w:style>
-  <w:style w:customStyle="1" w:styleId="Heading8Char" w:type="character">
+      <w:rFonts w:eastAsiaTheme="majorEastAsia" w:cstheme="majorBidi"/>
+      <w:color w:val="595959" w:themeColor="text1" w:themeTint="A6"/>
+    </w:rPr>
+  </w:style>
+  <w:style w:type="character" w:customStyle="1" w:styleId="Heading8Char">
     <w:name w:val="Heading 8 Char"/>
     <w:basedOn w:val="DefaultParagraphFont"/>
     <w:link w:val="Heading8"/>
@@ -2049,13 +2491,13 @@
     <w:semiHidden/>
     <w:rsid w:val="00A10FD9"/>
     <w:rPr>
-      <w:rFonts w:cstheme="majorBidi" w:eastAsiaTheme="majorEastAsia"/>
+      <w:rFonts w:eastAsiaTheme="majorEastAsia" w:cstheme="majorBidi"/>
       <w:i/>
       <w:iCs/>
-      <w:color w:themeColor="text1" w:themeTint="D8" w:val="272727"/>
-    </w:rPr>
-  </w:style>
-  <w:style w:customStyle="1" w:styleId="Heading9Char" w:type="character">
+      <w:color w:val="272727" w:themeColor="text1" w:themeTint="D8"/>
+    </w:rPr>
+  </w:style>
+  <w:style w:type="character" w:customStyle="1" w:styleId="Heading9Char">
     <w:name w:val="Heading 9 Char"/>
     <w:basedOn w:val="DefaultParagraphFont"/>
     <w:link w:val="Heading9"/>
@@ -2063,11 +2505,46 @@
     <w:semiHidden/>
     <w:rsid w:val="00A10FD9"/>
     <w:rPr>
-      <w:rFonts w:cstheme="majorBidi" w:eastAsiaTheme="majorEastAsia"/>
-      <w:color w:themeColor="text1" w:themeTint="D8" w:val="272727"/>
-    </w:rPr>
-  </w:style>
-  <w:style w:styleId="FootnoteBlockText" w:type="paragraph">
+      <w:rFonts w:eastAsiaTheme="majorEastAsia" w:cstheme="majorBidi"/>
+      <w:color w:val="272727" w:themeColor="text1" w:themeTint="D8"/>
+    </w:rPr>
+  </w:style>
+  <w:style w:type="paragraph" w:customStyle="1" w:styleId="ListItem">
+    <w:name w:val="List Item"/>
+    <w:basedOn w:val="BodyText"/>
+    <w:qFormat/>
+    <w:pPr>
+      <w:spacing w:before="0" w:after="0" w:line="480" w:lineRule="exact"/>
+      <w:ind w:left="720" w:hanging="720"/>
+    </w:pPr>
+  </w:style>
+  <w:style w:type="paragraph" w:styleId="BlockText">
+    <w:name w:val="Block Text"/>
+    <w:basedOn w:val="BodyText"/>
+    <w:next w:val="BodyText"/>
+    <w:qFormat/>
+    <w:pPr>
+      <w:spacing w:before="240" w:after="240" w:line="276" w:lineRule="exact"/>
+      <w:ind w:left="1080" w:right="1080" w:firstLine="0"/>
+    </w:pPr>
+  </w:style>
+  <w:style w:type="paragraph" w:styleId="FootnoteText">
+    <w:name w:val="Footnote Text"/>
+    <w:basedOn w:val="Normal"/>
+    <w:next w:val="FootnoteText"/>
+    <w:uiPriority w:val="9"/>
+    <w:unhideWhenUsed/>
+    <w:qFormat/>
+    <w:pPr>
+      <w:keepLines/>
+      <w:spacing w:before="0" w:after="140" w:line="276" w:lineRule="exact"/>
+    </w:pPr>
+    <w:rPr>
+      <w:sz w:val="24"/>
+      <w:szCs w:val="24"/>
+    </w:rPr>
+  </w:style>
+  <w:style w:type="paragraph" w:styleId="FootnoteBlockText">
     <w:name w:val="Footnote Block Text"/>
     <w:basedOn w:val="FootnoteText"/>
     <w:next w:val="FootnoteText"/>
@@ -2075,38 +2552,29 @@
     <w:unhideWhenUsed/>
     <w:qFormat/>
     <w:pPr>
-      <w:spacing w:after="100" w:before="100"/>
-      <w:ind w:firstLine="0" w:left="480" w:right="480"/>
-    </w:pPr>
-  </w:style>
-  <w:style w:default="1" w:styleId="DefaultParagraphFont" w:type="character">
+      <w:spacing w:before="280" w:after="280"/>
+      <w:ind w:firstLine="0" w:left="720" w:right="720"/>
+    </w:pPr>
+  </w:style>
+  <w:style w:type="character" w:default="1" w:styleId="DefaultParagraphFont">
     <w:name w:val="Default Paragraph Font"/>
     <w:semiHidden/>
     <w:unhideWhenUsed/>
   </w:style>
-  <w:style w:default="1" w:styleId="Table" w:type="table">
+  <w:style w:type="table" w:default="1" w:styleId="Table">
     <w:name w:val="Table"/>
     <w:basedOn w:val="TableNormal"/>
-    <w:semiHidden/>
-    <w:unhideWhenUsed/>
     <w:qFormat/>
     <w:tblPr>
-      <w:tblInd w:type="dxa" w:w="0"/>
+      <w:tblInd w:w="0" w:type="dxa"/>
       <w:tblCellMar>
-        <w:top w:type="dxa" w:w="0"/>
-        <w:left w:type="dxa" w:w="108"/>
-        <w:bottom w:type="dxa" w:w="0"/>
-        <w:right w:type="dxa" w:w="108"/>
+        <w:top w:w="0" w:type="dxa"/>
+        <w:left w:w="108" w:type="dxa"/>
+        <w:bottom w:w="0" w:type="dxa"/>
+        <w:right w:w="108" w:type="dxa"/>
       </w:tblCellMar>
     </w:tblPr>
     <w:tblStylePr w:type="firstRow">
-      <w:tblPr>
-        <w:jc w:val="left"/>
-        <w:tblInd w:type="dxa" w:w="0"/>
-      </w:tblPr>
-      <w:trPr>
-        <w:jc w:val="left"/>
-      </w:trPr>
       <w:tcPr>
         <w:tcBorders>
           <w:bottom w:val="single"/>
@@ -2115,7 +2583,7 @@
       </w:tcPr>
     </w:tblStylePr>
   </w:style>
-  <w:style w:customStyle="1" w:styleId="DefinitionTerm" w:type="paragraph">
+  <w:style w:type="paragraph" w:customStyle="1" w:styleId="DefinitionTerm">
     <w:name w:val="Definition Term"/>
     <w:basedOn w:val="Normal"/>
     <w:next w:val="Definition"/>
@@ -2128,49 +2596,49 @@
       <w:b/>
     </w:rPr>
   </w:style>
-  <w:style w:customStyle="1" w:styleId="Definition" w:type="paragraph">
+  <w:style w:type="paragraph" w:customStyle="1" w:styleId="Definition">
     <w:name w:val="Definition"/>
     <w:basedOn w:val="Normal"/>
   </w:style>
-  <w:style w:styleId="Caption" w:type="paragraph">
+  <w:style w:type="paragraph" w:styleId="Caption">
     <w:name w:val="Caption"/>
     <w:basedOn w:val="Normal"/>
     <w:link w:val="BodyTextChar"/>
     <w:pPr>
-      <w:spacing w:after="120" w:before="0"/>
+      <w:spacing w:before="0" w:after="120"/>
     </w:pPr>
     <w:rPr>
       <w:i/>
     </w:rPr>
   </w:style>
-  <w:style w:customStyle="1" w:styleId="TableCaption" w:type="paragraph">
+  <w:style w:type="paragraph" w:customStyle="1" w:styleId="TableCaption">
     <w:name w:val="Table Caption"/>
     <w:basedOn w:val="Caption"/>
     <w:pPr>
       <w:keepNext/>
     </w:pPr>
   </w:style>
-  <w:style w:customStyle="1" w:styleId="ImageCaption" w:type="paragraph">
+  <w:style w:type="paragraph" w:customStyle="1" w:styleId="ImageCaption">
     <w:name w:val="Image Caption"/>
     <w:basedOn w:val="Caption"/>
   </w:style>
-  <w:style w:customStyle="1" w:styleId="Figure" w:type="paragraph">
+  <w:style w:type="paragraph" w:customStyle="1" w:styleId="Figure">
     <w:name w:val="Figure"/>
     <w:basedOn w:val="Normal"/>
   </w:style>
-  <w:style w:customStyle="1" w:styleId="CaptionedFigure" w:type="paragraph">
+  <w:style w:type="paragraph" w:customStyle="1" w:styleId="CaptionedFigure">
     <w:name w:val="Captioned Figure"/>
     <w:basedOn w:val="Figure"/>
     <w:pPr>
       <w:keepNext/>
     </w:pPr>
   </w:style>
-  <w:style w:customStyle="1" w:styleId="BodyTextChar" w:type="character">
+  <w:style w:type="character" w:customStyle="1" w:styleId="BodyTextChar">
     <w:name w:val="Body Text Char"/>
     <w:basedOn w:val="DefaultParagraphFont"/>
     <w:link w:val="BodyText"/>
   </w:style>
-  <w:style w:customStyle="1" w:styleId="VerbatimChar" w:type="character">
+  <w:style w:type="character" w:customStyle="1" w:styleId="VerbatimChar">
     <w:name w:val="Verbatim Char"/>
     <w:basedOn w:val="BodyTextChar"/>
     <w:rPr>
@@ -2178,25 +2646,25 @@
       <w:sz w:val="22"/>
     </w:rPr>
   </w:style>
-  <w:style w:customStyle="1" w:styleId="SectionNumber" w:type="character">
+  <w:style w:type="character" w:customStyle="1" w:styleId="SectionNumber">
     <w:name w:val="Section Number"/>
     <w:basedOn w:val="BodyTextChar"/>
   </w:style>
-  <w:style w:styleId="FootnoteReference" w:type="character">
+  <w:style w:type="character" w:styleId="FootnoteReference">
     <w:name w:val="Footnote Reference"/>
     <w:basedOn w:val="BodyTextChar"/>
     <w:rPr>
       <w:vertAlign w:val="superscript"/>
     </w:rPr>
   </w:style>
-  <w:style w:styleId="Hyperlink" w:type="character">
+  <w:style w:type="character" w:styleId="Hyperlink">
     <w:name w:val="Hyperlink"/>
     <w:basedOn w:val="BodyTextChar"/>
     <w:rPr>
-      <w:color w:themeColor="accent1" w:val="4F81BD"/>
-    </w:rPr>
-  </w:style>
-  <w:style w:styleId="TOCHeading" w:type="paragraph">
+      <w:color w:val="000000"/>
+    </w:rPr>
+  </w:style>
+  <w:style w:type="paragraph" w:styleId="TOCHeading">
     <w:name w:val="TOC Heading"/>
     <w:basedOn w:val="Heading1"/>
     <w:next w:val="BodyText"/>
@@ -2208,310 +2676,66 @@
       <w:outlineLvl w:val="9"/>
     </w:pPr>
     <w:rPr>
-      <w:rFonts w:asciiTheme="majorHAnsi" w:cstheme="majorBidi" w:eastAsiaTheme="majorEastAsia" w:hAnsiTheme="majorHAnsi"/>
+      <w:rFonts w:asciiTheme="majorHAnsi" w:eastAsiaTheme="majorEastAsia" w:hAnsiTheme="majorHAnsi" w:cstheme="majorBidi"/>
       <w:b w:val="0"/>
       <w:bCs w:val="0"/>
-      <w:color w:themeColor="accent1" w:themeShade="BF" w:val="365F91"/>
-    </w:rPr>
-  </w:style>
-  <w:style w:default="1" w:styleId="Normal" w:type="paragraph">
-    <w:name w:val="Normal"/>
-    <w:qFormat/>
-    <w:pPr>
-      <w:widowControl/>
-      <w:spacing w:after="0" w:before="0" w:line="240" w:lineRule="auto"/>
-      <w:ind w:firstLine="0"/>
-      <w:jc w:val="left"/>
-    </w:pPr>
-    <w:rPr>
-      <w:sz w:val="24"/>
-      <w:szCs w:val="24"/>
-    </w:rPr>
-  </w:style>
-  <w:style w:styleId="BodyText" w:type="paragraph">
-    <w:name w:val="Body Text"/>
-    <w:basedOn w:val="Normal"/>
-    <w:qFormat/>
-    <w:pPr>
-      <w:spacing w:after="0" w:before="0" w:line="480" w:lineRule="exact"/>
-      <w:ind w:firstLine="720"/>
-    </w:pPr>
-  </w:style>
-  <w:style w:styleId="FirstParagraph" w:type="paragraph">
-    <w:name w:val="First Paragraph"/>
-    <w:basedOn w:val="BodyText"/>
-    <w:next w:val="BodyText"/>
-    <w:qFormat/>
-  </w:style>
-  <w:style w:styleId="Compact" w:type="paragraph">
-    <w:name w:val="Compact"/>
+      <w:color w:val="365F91" w:themeColor="accent1" w:themeShade="BF"/>
+    </w:rPr>
+  </w:style>
+  <w:style w:type="paragraph" w:customStyle="1" w:styleId="NumberedParagraph">
+    <w:name w:val="Numbered Paragraph"/>
     <w:basedOn w:val="BodyText"/>
     <w:qFormat/>
-  </w:style>
-  <w:style w:styleId="BlockText" w:type="paragraph">
-    <w:name w:val="Block Text"/>
-    <w:basedOn w:val="Normal"/>
-    <w:next w:val="BodyText"/>
-    <w:qFormat/>
-    <w:pPr>
-      <w:spacing w:after="240" w:before="0" w:line="240" w:lineRule="auto"/>
-      <w:ind w:firstLine="0" w:left="1080" w:right="1080"/>
-    </w:pPr>
-  </w:style>
-  <w:style w:styleId="Heading1" w:type="paragraph">
-    <w:name w:val="heading 1"/>
-    <w:basedOn w:val="Normal"/>
-    <w:next w:val="BodyText"/>
-    <w:uiPriority w:val="9"/>
-    <w:qFormat/>
-    <w:pPr>
-      <w:keepNext/>
-      <w:keepLines/>
-      <w:spacing w:after="240" w:before="240" w:line="480" w:lineRule="exact"/>
-      <w:ind w:firstLine="0"/>
-      <w:jc w:val="center"/>
-      <w:outlineLvl w:val="0"/>
-    </w:pPr>
-    <w:rPr>
-      <w:b/>
-      <w:bCs/>
-      <w:caps/>
-      <w:sz w:val="24"/>
-      <w:szCs w:val="24"/>
-    </w:rPr>
-  </w:style>
-  <w:style w:styleId="Heading2" w:type="paragraph">
-    <w:name w:val="heading 2"/>
-    <w:basedOn w:val="Normal"/>
-    <w:next w:val="BodyText"/>
-    <w:uiPriority w:val="9"/>
-    <w:unhideWhenUsed/>
-    <w:qFormat/>
-    <w:pPr>
-      <w:keepNext/>
-      <w:keepLines/>
-      <w:spacing w:after="240" w:before="240" w:line="240" w:lineRule="auto"/>
-      <w:ind w:firstLine="0"/>
-      <w:jc w:val="center"/>
-      <w:outlineLvl w:val="1"/>
-    </w:pPr>
-    <w:rPr>
-      <w:b/>
-      <w:bCs/>
-      <w:sz w:val="24"/>
-      <w:szCs w:val="24"/>
-    </w:rPr>
-  </w:style>
-  <w:style w:styleId="Heading3" w:type="paragraph">
-    <w:name w:val="heading 3"/>
-    <w:basedOn w:val="Normal"/>
-    <w:next w:val="BodyText"/>
-    <w:uiPriority w:val="9"/>
-    <w:unhideWhenUsed/>
-    <w:qFormat/>
-    <w:pPr>
-      <w:keepNext/>
-      <w:keepLines/>
-      <w:spacing w:after="240" w:before="240" w:line="240" w:lineRule="auto"/>
-      <w:ind w:firstLine="0"/>
-      <w:jc w:val="left"/>
-      <w:outlineLvl w:val="2"/>
-    </w:pPr>
-    <w:rPr>
-      <w:b/>
-      <w:bCs/>
-      <w:sz w:val="24"/>
-      <w:szCs w:val="24"/>
-    </w:rPr>
-  </w:style>
-  <w:style w:styleId="Heading4" w:type="paragraph">
-    <w:name w:val="heading 4"/>
-    <w:basedOn w:val="Normal"/>
-    <w:next w:val="BodyText"/>
-    <w:uiPriority w:val="9"/>
-    <w:unhideWhenUsed/>
-    <w:qFormat/>
-    <w:pPr>
-      <w:keepNext/>
-      <w:keepLines/>
-      <w:spacing w:after="240" w:before="240" w:line="240" w:lineRule="auto"/>
-      <w:ind w:firstLine="0"/>
-      <w:jc w:val="left"/>
-      <w:outlineLvl w:val="3"/>
-    </w:pPr>
-    <w:rPr>
-      <w:b/>
-      <w:bCs/>
-      <w:i/>
-      <w:iCs/>
-      <w:sz w:val="24"/>
-      <w:szCs w:val="24"/>
-    </w:rPr>
-  </w:style>
-  <w:style w:styleId="FootnoteText" w:type="paragraph">
-    <w:name w:val="footnote text"/>
-    <w:basedOn w:val="Normal"/>
-    <w:uiPriority w:val="99"/>
-    <w:unhideWhenUsed/>
-    <w:pPr>
-      <w:spacing w:after="60" w:before="0" w:line="240" w:lineRule="auto"/>
-      <w:ind w:firstLine="0"/>
-    </w:pPr>
-    <w:rPr>
-      <w:sz w:val="24"/>
-      <w:szCs w:val="24"/>
-    </w:rPr>
-  </w:style>
-  <w:style w:styleId="Footer" w:type="paragraph">
-    <w:name w:val="footer"/>
-    <w:basedOn w:val="Normal"/>
-    <w:uiPriority w:val="99"/>
-    <w:unhideWhenUsed/>
-    <w:pPr>
-      <w:jc w:val="center"/>
-    </w:pPr>
-    <w:rPr>
-      <w:sz w:val="24"/>
-      <w:szCs w:val="24"/>
-    </w:rPr>
-  </w:style>
-  <w:style w:customStyle="1" w:styleId="CourtTitle" w:type="paragraph">
-    <w:name w:val="CourtTitle"/>
-    <w:basedOn w:val="Normal"/>
-    <w:qFormat/>
-    <w:pPr>
-      <w:jc w:val="center"/>
-    </w:pPr>
-    <w:rPr>
-      <w:b/>
-      <w:bCs/>
-    </w:rPr>
-  </w:style>
-  <w:style w:customStyle="1" w:styleId="Centered" w:type="paragraph">
-    <w:name w:val="Centered"/>
-    <w:basedOn w:val="Normal"/>
-    <w:qFormat/>
-    <w:pPr>
-      <w:jc w:val="center"/>
-    </w:pPr>
-  </w:style>
-  <w:style w:customStyle="1" w:styleId="CaptionTitle" w:type="paragraph">
-    <w:name w:val="CaptionTitle"/>
-    <w:basedOn w:val="Normal"/>
-    <w:qFormat/>
-    <w:pPr>
-      <w:keepNext/>
-      <w:keepLines/>
-      <w:spacing w:after="480" w:before="480" w:line="240" w:lineRule="auto"/>
-      <w:jc w:val="center"/>
-    </w:pPr>
-    <w:rPr>
-      <w:b/>
-      <w:bCs/>
-    </w:rPr>
-  </w:style>
-  <w:style w:customStyle="1" w:styleId="Single" w:type="paragraph">
-    <w:name w:val="Single"/>
-    <w:basedOn w:val="Normal"/>
-    <w:qFormat/>
-  </w:style>
-  <w:style w:customStyle="1" w:styleId="PartyV" w:type="paragraph">
-    <w:name w:val="PartyV"/>
-    <w:basedOn w:val="Normal"/>
-    <w:qFormat/>
-    <w:pPr>
-      <w:spacing w:after="240" w:before="240" w:line="240" w:lineRule="auto"/>
-      <w:ind w:firstLine="0" w:left="1728"/>
-    </w:pPr>
-  </w:style>
-  <w:style w:customStyle="1" w:styleId="PartyDesig" w:type="paragraph">
-    <w:name w:val="PartyDesig"/>
-    <w:basedOn w:val="Normal"/>
-    <w:qFormat/>
-    <w:pPr>
-      <w:spacing w:after="0" w:before="240" w:line="240" w:lineRule="auto"/>
-      <w:ind w:firstLine="0" w:right="432"/>
-      <w:jc w:val="right"/>
-    </w:pPr>
-  </w:style>
-  <w:style w:customStyle="1" w:styleId="CaptionRule" w:type="paragraph">
-    <w:name w:val="CaptionRule"/>
-    <w:basedOn w:val="Normal"/>
-    <w:qFormat/>
-    <w:pPr>
-      <w:pBdr>
-        <w:bottom w:color="000000" w:space="1" w:sz="6" w:val="single"/>
-      </w:pBdr>
-      <w:spacing w:after="240" w:before="240" w:line="240" w:lineRule="auto"/>
-    </w:pPr>
-    <w:rPr>
-      <w:sz w:val="4"/>
-      <w:szCs w:val="4"/>
-    </w:rPr>
-  </w:style>
-  <w:style w:customStyle="1" w:styleId="Numbered" w:type="paragraph">
-    <w:name w:val="Numbered"/>
-    <w:basedOn w:val="BodyText"/>
-    <w:qFormat/>
     <w:pPr>
       <w:tabs>
-        <w:tab w:pos="1440" w:val="left"/>
+        <w:tab w:val="left" w:pos="1440"/>
       </w:tabs>
-    </w:pPr>
-  </w:style>
-  <w:style w:customStyle="1" w:styleId="Lettered" w:type="paragraph">
+      <w:spacing w:before="0" w:after="0" w:line="480" w:lineRule="exact"/>
+      <w:ind w:firstLine="720"/>
+    </w:pPr>
+  </w:style>
+  <w:style w:type="paragraph" w:customStyle="1" w:styleId="Lettered">
     <w:name w:val="Lettered"/>
     <w:basedOn w:val="BodyText"/>
     <w:qFormat/>
     <w:pPr>
       <w:tabs>
-        <w:tab w:pos="1440" w:val="left"/>
+        <w:tab w:val="left" w:pos="1440"/>
       </w:tabs>
-      <w:ind w:hanging="720" w:left="1440"/>
-    </w:pPr>
-  </w:style>
-  <w:style w:customStyle="1" w:styleId="Signature" w:type="paragraph">
-    <w:name w:val="Signature"/>
-    <w:basedOn w:val="Normal"/>
+      <w:spacing w:before="0" w:after="0" w:line="480" w:lineRule="exact"/>
+      <w:ind w:left="1440" w:hanging="720"/>
+    </w:pPr>
+  </w:style>
+  <w:style w:type="paragraph" w:customStyle="1" w:styleId="BodyTextKeep">
+    <w:name w:val="Body Text Keep"/>
+    <w:basedOn w:val="BodyText"/>
     <w:qFormat/>
     <w:pPr>
-      <w:ind w:firstLine="0" w:left="4896"/>
-      <w:jc w:val="left"/>
-    </w:pPr>
-  </w:style>
-  <w:style w:customStyle="1" w:styleId="SigTop" w:type="paragraph">
-    <w:name w:val="SigTop"/>
-    <w:basedOn w:val="Signature"/>
+      <w:keepNext/>
+    </w:pPr>
+  </w:style>
+  <w:style w:type="paragraph" w:customStyle="1" w:styleId="NumberedParagraphKeep">
+    <w:name w:val="Numbered Paragraph Keep"/>
+    <w:basedOn w:val="NumberedParagraph"/>
     <w:qFormat/>
     <w:pPr>
       <w:keepNext/>
-      <w:keepLines/>
-      <w:spacing w:after="0" w:before="480" w:line="240" w:lineRule="auto"/>
-    </w:pPr>
-  </w:style>
-  <w:style w:customStyle="1" w:styleId="SigKeep" w:type="paragraph">
-    <w:name w:val="SigKeep"/>
-    <w:basedOn w:val="Signature"/>
+    </w:pPr>
+  </w:style>
+  <w:style w:type="paragraph" w:customStyle="1" w:styleId="LetteredKeep">
+    <w:name w:val="Lettered Keep"/>
+    <w:basedOn w:val="Lettered"/>
     <w:qFormat/>
     <w:pPr>
       <w:keepNext/>
-      <w:keepLines/>
-    </w:pPr>
-  </w:style>
-  <w:style w:customStyle="1" w:styleId="SigGap" w:type="paragraph">
-    <w:name w:val="SigGap"/>
-    <w:basedOn w:val="SigKeep"/>
+    </w:pPr>
+  </w:style>
+  <w:style w:type="paragraph" w:customStyle="1" w:styleId="BlockTextKeep">
+    <w:name w:val="Block Text Keep"/>
+    <w:basedOn w:val="BlockText"/>
     <w:qFormat/>
     <w:pPr>
-      <w:spacing w:after="0" w:before="240" w:line="240" w:lineRule="auto"/>
-    </w:pPr>
-  </w:style>
-  <w:style w:customStyle="1" w:styleId="SigLast" w:type="paragraph">
-    <w:name w:val="SigLast"/>
-    <w:basedOn w:val="Signature"/>
-    <w:qFormat/>
-    <w:pPr>
-      <w:keepLines/>
+      <w:keepNext/>
     </w:pPr>
   </w:style>
   <w:style w:type="paragraph" w:customStyle="1" w:styleId="SourceCode">
